--- a/prosedurler/EMS.ÜR.TL.05.01. Circular Knitting Machine Operation Instruction.docx
+++ b/prosedurler/EMS.ÜR.TL.05.01. Circular Knitting Machine Operation Instruction.docx
@@ -2195,69 +2195,6 @@
                 <w:color w:val="000000"/>
                 <w:lang w:val="en-GB" w:eastAsia="en-GB"/>
               </w:rPr>
-              <w:drawing>
-                <wp:anchor distT="0" distB="0" distL="114300" distR="114300" simplePos="0" relativeHeight="251658240" behindDoc="0" locked="0" layoutInCell="1" allowOverlap="1" wp14:anchorId="168E1990" wp14:editId="230A926C">
-                  <wp:simplePos x="0" y="0"/>
-                  <wp:positionH relativeFrom="column">
-                    <wp:posOffset>-143510</wp:posOffset>
-                  </wp:positionH>
-                  <wp:positionV relativeFrom="paragraph">
-                    <wp:posOffset>153670</wp:posOffset>
-                  </wp:positionV>
-                  <wp:extent cx="1569720" cy="1046480"/>
-                  <wp:effectExtent l="0" t="0" r="0" b="0"/>
-                  <wp:wrapNone/>
-                  <wp:docPr id="1968470152" name="Resim 1"/>
-                  <wp:cNvGraphicFramePr>
-                    <a:graphicFrameLocks xmlns:a="http://schemas.openxmlformats.org/drawingml/2006/main" noChangeAspect="1"/>
-                  </wp:cNvGraphicFramePr>
-                  <a:graphic xmlns:a="http://schemas.openxmlformats.org/drawingml/2006/main">
-                    <a:graphicData uri="http://schemas.openxmlformats.org/drawingml/2006/picture">
-                      <pic:pic xmlns:pic="http://schemas.openxmlformats.org/drawingml/2006/picture">
-                        <pic:nvPicPr>
-                          <pic:cNvPr id="1968470152" name="Resim 1968470152"/>
-                          <pic:cNvPicPr/>
-                        </pic:nvPicPr>
-                        <pic:blipFill>
-                          <a:blip r:embed="rId9" cstate="print">
-                            <a:extLst>
-                              <a:ext uri="{28A0092B-C50C-407E-A947-70E740481C1C}">
-                                <a14:useLocalDpi xmlns:a14="http://schemas.microsoft.com/office/drawing/2010/main" val="0"/>
-                              </a:ext>
-                            </a:extLst>
-                          </a:blip>
-                          <a:stretch>
-                            <a:fillRect/>
-                          </a:stretch>
-                        </pic:blipFill>
-                        <pic:spPr>
-                          <a:xfrm>
-                            <a:off x="0" y="0"/>
-                            <a:ext cx="1569720" cy="1046480"/>
-                          </a:xfrm>
-                          <a:prstGeom prst="rect">
-                            <a:avLst/>
-                          </a:prstGeom>
-                        </pic:spPr>
-                      </pic:pic>
-                    </a:graphicData>
-                  </a:graphic>
-                  <wp14:sizeRelH relativeFrom="page">
-                    <wp14:pctWidth>0</wp14:pctWidth>
-                  </wp14:sizeRelH>
-                  <wp14:sizeRelV relativeFrom="page">
-                    <wp14:pctHeight>0</wp14:pctHeight>
-                  </wp14:sizeRelV>
-                </wp:anchor>
-              </w:drawing>
-            </w:r>
-            <w:r>
-              <w:rPr>
-                <w:rFonts w:ascii="Calibri" w:eastAsia="Times New Roman" w:hAnsi="Calibri" w:cs="Calibri"/>
-                <w:noProof/>
-                <w:color w:val="000000"/>
-                <w:lang w:val="en-GB" w:eastAsia="en-GB"/>
-              </w:rPr>
               <w:t>Kalite Güvence Müdürü</w:t>
             </w:r>
           </w:p>
@@ -2298,7 +2235,7 @@
                 <w:szCs w:val="18"/>
                 <w:lang w:val="en-GB" w:eastAsia="en-GB"/>
               </w:rPr>
-              <w:t>ABDULLAH BAYDOGAN</w:t>
+              <w:t>ABDULLAH BAYDOĞAN</w:t>
             </w:r>
           </w:p>
         </w:tc>
@@ -2470,7 +2407,7 @@
               <w:bottom w:val="single" w:sz="4" w:space="0" w:color="auto"/>
               <w:right w:val="single" w:sz="4" w:space="0" w:color="auto"/>
             </w:tcBorders>
-            <w:vAlign w:val="bottom"/>
+            <w:vAlign w:val="center"/>
           </w:tcPr>
           <w:p>
             <w:pPr>
@@ -2483,6 +2420,43 @@
                 <w:lang w:val="en-GB" w:eastAsia="en-GB"/>
               </w:rPr>
             </w:pPr>
+            <w:r>
+              <w:drawing>
+                <wp:inline distT="0" distB="0" distL="0" distR="0">
+                  <wp:extent cx="659218" cy="566928"/>
+                  <wp:effectExtent l="0" t="0" r="0" b="0"/>
+                  <wp:docPr id="900102" name="Imza Ali Kaan Genc"/>
+                  <wp:cNvGraphicFramePr>
+                    <a:graphicFrameLocks xmlns:a="http://schemas.openxmlformats.org/drawingml/2006/main" noChangeAspect="1"/>
+                  </wp:cNvGraphicFramePr>
+                  <a:graphic xmlns:a="http://schemas.openxmlformats.org/drawingml/2006/main">
+                    <a:graphicData uri="http://schemas.openxmlformats.org/drawingml/2006/picture">
+                      <pic:pic xmlns:pic="http://schemas.openxmlformats.org/drawingml/2006/picture">
+                        <pic:nvPicPr>
+                          <pic:cNvPr id="900102" name="Imza Ali Kaan Genc"/>
+                          <pic:cNvPicPr/>
+                        </pic:nvPicPr>
+                        <pic:blipFill>
+                          <a:blip r:embed="sigAliKaan"/>
+                          <a:stretch>
+                            <a:fillRect/>
+                          </a:stretch>
+                        </pic:blipFill>
+                        <pic:spPr>
+                          <a:xfrm>
+                            <a:off x="0" y="0"/>
+                            <a:ext cx="659218" cy="566928"/>
+                          </a:xfrm>
+                          <a:prstGeom prst="rect">
+                            <a:avLst/>
+                          </a:prstGeom>
+                        </pic:spPr>
+                      </pic:pic>
+                    </a:graphicData>
+                  </a:graphic>
+                </wp:inline>
+              </w:drawing>
+            </w:r>
           </w:p>
         </w:tc>
         <w:tc>
@@ -2520,7 +2494,7 @@
               <w:bottom w:val="single" w:sz="4" w:space="0" w:color="auto"/>
               <w:right w:val="single" w:sz="4" w:space="0" w:color="auto"/>
             </w:tcBorders>
-            <w:vAlign w:val="bottom"/>
+            <w:vAlign w:val="center"/>
           </w:tcPr>
           <w:p>
             <w:pPr>
@@ -2533,6 +2507,43 @@
                 <w:lang w:val="en-GB" w:eastAsia="en-GB"/>
               </w:rPr>
             </w:pPr>
+            <w:r>
+              <w:drawing>
+                <wp:inline distT="0" distB="0" distL="0" distR="0">
+                  <wp:extent cx="850392" cy="566928"/>
+                  <wp:effectExtent l="0" t="0" r="0" b="0"/>
+                  <wp:docPr id="900104" name="Imza Abdullah Baydogan"/>
+                  <wp:cNvGraphicFramePr>
+                    <a:graphicFrameLocks xmlns:a="http://schemas.openxmlformats.org/drawingml/2006/main" noChangeAspect="1"/>
+                  </wp:cNvGraphicFramePr>
+                  <a:graphic xmlns:a="http://schemas.openxmlformats.org/drawingml/2006/main">
+                    <a:graphicData uri="http://schemas.openxmlformats.org/drawingml/2006/picture">
+                      <pic:pic xmlns:pic="http://schemas.openxmlformats.org/drawingml/2006/picture">
+                        <pic:nvPicPr>
+                          <pic:cNvPr id="900104" name="Imza Abdullah Baydogan"/>
+                          <pic:cNvPicPr/>
+                        </pic:nvPicPr>
+                        <pic:blipFill>
+                          <a:blip r:embed="rId9"/>
+                          <a:stretch>
+                            <a:fillRect/>
+                          </a:stretch>
+                        </pic:blipFill>
+                        <pic:spPr>
+                          <a:xfrm>
+                            <a:off x="0" y="0"/>
+                            <a:ext cx="850392" cy="566928"/>
+                          </a:xfrm>
+                          <a:prstGeom prst="rect">
+                            <a:avLst/>
+                          </a:prstGeom>
+                        </pic:spPr>
+                      </pic:pic>
+                    </a:graphicData>
+                  </a:graphic>
+                </wp:inline>
+              </w:drawing>
+            </w:r>
           </w:p>
         </w:tc>
         <w:tc>
@@ -2570,7 +2581,7 @@
               <w:bottom w:val="single" w:sz="4" w:space="0" w:color="auto"/>
               <w:right w:val="single" w:sz="4" w:space="0" w:color="auto"/>
             </w:tcBorders>
-            <w:vAlign w:val="bottom"/>
+            <w:vAlign w:val="center"/>
           </w:tcPr>
           <w:p>
             <w:pPr>
@@ -2583,6 +2594,43 @@
                 <w:lang w:val="en-GB" w:eastAsia="en-GB"/>
               </w:rPr>
             </w:pPr>
+            <w:r>
+              <w:drawing>
+                <wp:inline distT="0" distB="0" distL="0" distR="0">
+                  <wp:extent cx="944879" cy="566928"/>
+                  <wp:effectExtent l="0" t="0" r="0" b="0"/>
+                  <wp:docPr id="900106" name="Imza Fatih Salbars"/>
+                  <wp:cNvGraphicFramePr>
+                    <a:graphicFrameLocks xmlns:a="http://schemas.openxmlformats.org/drawingml/2006/main" noChangeAspect="1"/>
+                  </wp:cNvGraphicFramePr>
+                  <a:graphic xmlns:a="http://schemas.openxmlformats.org/drawingml/2006/main">
+                    <a:graphicData uri="http://schemas.openxmlformats.org/drawingml/2006/picture">
+                      <pic:pic xmlns:pic="http://schemas.openxmlformats.org/drawingml/2006/picture">
+                        <pic:nvPicPr>
+                          <pic:cNvPr id="900106" name="Imza Fatih Salbars"/>
+                          <pic:cNvPicPr/>
+                        </pic:nvPicPr>
+                        <pic:blipFill>
+                          <a:blip r:embed="sigFatih"/>
+                          <a:stretch>
+                            <a:fillRect/>
+                          </a:stretch>
+                        </pic:blipFill>
+                        <pic:spPr>
+                          <a:xfrm>
+                            <a:off x="0" y="0"/>
+                            <a:ext cx="944879" cy="566928"/>
+                          </a:xfrm>
+                          <a:prstGeom prst="rect">
+                            <a:avLst/>
+                          </a:prstGeom>
+                        </pic:spPr>
+                      </pic:pic>
+                    </a:graphicData>
+                  </a:graphic>
+                </wp:inline>
+              </w:drawing>
+            </w:r>
           </w:p>
         </w:tc>
       </w:tr>

--- a/prosedurler/EMS.ÜR.TL.05.01. Circular Knitting Machine Operation Instruction.docx
+++ b/prosedurler/EMS.ÜR.TL.05.01. Circular Knitting Machine Operation Instruction.docx
@@ -32,7 +32,7 @@
           <w:sz w:val="24"/>
           <w:szCs w:val="24"/>
         </w:rPr>
-        <w:t xml:space="preserve">This instruction describes how circular knitting machines are operated safely and correctly at Eroglu Knitting (EMS), so that fabric is knitted to the approved technical card without injury to the operator or damage to the machine.</w:t>
+        <w:t xml:space="preserve">This instruction describes how circular knitting machines are set up, operated safely and correctly, and how the first sample is approved at Eroglu Knitting (EMS) (QMS instruction TLM-ORM-02), so that fabric is knitted to the approved technical card and production order without injury to the operator or damage to the machine.</w:t>
       </w:r>
     </w:p>
     <w:p>
@@ -73,7 +73,7 @@
           <w:sz w:val="24"/>
           <w:szCs w:val="24"/>
         </w:rPr>
-        <w:t xml:space="preserve">It applies to all single jersey, rib, interlock and fleece circular knitting machines in the knitting department and to all operators, fitters and shift supervisors working on them.</w:t>
+        <w:t xml:space="preserve">It applies to all single jersey, rib, interlock and fleece circular knitting machines in the knitting department and to all operators, fitters, shift supervisors and quality staff working on them.</w:t>
       </w:r>
     </w:p>
     <w:p>
@@ -132,7 +132,7 @@
           <w:sz w:val="24"/>
           <w:szCs w:val="24"/>
         </w:rPr>
-        <w:t xml:space="preserve"> Ensures that only trained operators run the machines and that this instruction is displayed in the department.</w:t>
+        <w:t xml:space="preserve"> Ensures that only trained operators run the machines, that this instruction is displayed in the department and that machine settings are not changed by unauthorised persons.</w:t>
       </w:r>
     </w:p>
     <w:p>
@@ -166,7 +166,7 @@
           <w:sz w:val="24"/>
           <w:szCs w:val="24"/>
         </w:rPr>
-        <w:t xml:space="preserve"> Issues the knitting order and technical card, approves the first roll and signs the shift report.</w:t>
+        <w:t xml:space="preserve"> Issues the knitting order and technical card, approves the first roll with Quality Assurance and signs the shift report.</w:t>
       </w:r>
     </w:p>
     <w:p>
@@ -200,7 +200,7 @@
           <w:sz w:val="24"/>
           <w:szCs w:val="24"/>
         </w:rPr>
-        <w:t xml:space="preserve"> Sets up the machine for each new article (stitch length, cams, yarn path) and repairs knitting faults.</w:t>
+        <w:t xml:space="preserve"> Sets up the machine for each new article (gauge, needle arrangement, stitch length, cams, yarn path and tension), records the settings and repairs knitting faults.</w:t>
       </w:r>
     </w:p>
     <w:p>
@@ -244,6 +244,40 @@
         <w:ind w:left="709" w:right="0"/>
         <w:jc w:val="both"/>
       </w:pPr>
+      <w:r>
+        <w:rPr>
+          <w:rFonts w:ascii="Calibri" w:hAnsi="Calibri" w:cs="Arial"/>
+          <w:sz w:val="24"/>
+          <w:szCs w:val="24"/>
+        </w:rPr>
+        <w:t xml:space="preserve">• </w:t>
+      </w:r>
+      <w:r>
+        <w:rPr>
+          <w:rFonts w:ascii="Calibri" w:hAnsi="Calibri" w:cs="Arial"/>
+          <w:b/>
+          <w:bCs/>
+          <w:sz w:val="24"/>
+          <w:szCs w:val="24"/>
+        </w:rPr>
+        <w:t xml:space="preserve">Quality Assurance:</w:t>
+      </w:r>
+      <w:r>
+        <w:rPr>
+          <w:rFonts w:ascii="Calibri" w:hAnsi="Calibri" w:cs="Arial"/>
+          <w:sz w:val="24"/>
+          <w:szCs w:val="24"/>
+        </w:rPr>
+        <w:t xml:space="preserve"> Checks the first sample and gives the approval before series production.</w:t>
+      </w:r>
+    </w:p>
+    <w:p>
+      <w:pPr>
+        <w:pStyle w:val="ListeParagraf"/>
+        <w:spacing w:after="80"/>
+        <w:ind w:left="709" w:right="0"/>
+        <w:jc w:val="both"/>
+      </w:pPr>
     </w:p>
     <w:p>
       <w:pPr>
@@ -337,6 +371,142 @@
         <w:ind w:left="709" w:right="0"/>
         <w:jc w:val="both"/>
       </w:pPr>
+      <w:r>
+        <w:rPr>
+          <w:rFonts w:ascii="Calibri" w:hAnsi="Calibri" w:cs="Arial"/>
+          <w:sz w:val="24"/>
+          <w:szCs w:val="24"/>
+        </w:rPr>
+        <w:t xml:space="preserve">• </w:t>
+      </w:r>
+      <w:r>
+        <w:rPr>
+          <w:rFonts w:ascii="Calibri" w:hAnsi="Calibri" w:cs="Arial"/>
+          <w:b/>
+          <w:bCs/>
+          <w:sz w:val="24"/>
+          <w:szCs w:val="24"/>
+        </w:rPr>
+        <w:t xml:space="preserve">Gauge:</w:t>
+      </w:r>
+      <w:r>
+        <w:rPr>
+          <w:rFonts w:ascii="Calibri" w:hAnsi="Calibri" w:cs="Arial"/>
+          <w:sz w:val="24"/>
+          <w:szCs w:val="24"/>
+        </w:rPr>
+        <w:t xml:space="preserve"> The number of needles per inch of the machine cylinder.</w:t>
+      </w:r>
+    </w:p>
+    <w:p>
+      <w:pPr>
+        <w:pStyle w:val="ListeParagraf"/>
+        <w:spacing w:after="80"/>
+        <w:ind w:left="709" w:right="0"/>
+        <w:jc w:val="both"/>
+      </w:pPr>
+      <w:r>
+        <w:rPr>
+          <w:rFonts w:ascii="Calibri" w:hAnsi="Calibri" w:cs="Arial"/>
+          <w:sz w:val="24"/>
+          <w:szCs w:val="24"/>
+        </w:rPr>
+        <w:t xml:space="preserve">• </w:t>
+      </w:r>
+      <w:r>
+        <w:rPr>
+          <w:rFonts w:ascii="Calibri" w:hAnsi="Calibri" w:cs="Arial"/>
+          <w:b/>
+          <w:bCs/>
+          <w:sz w:val="24"/>
+          <w:szCs w:val="24"/>
+        </w:rPr>
+        <w:t xml:space="preserve">Stitch Length:</w:t>
+      </w:r>
+      <w:r>
+        <w:rPr>
+          <w:rFonts w:ascii="Calibri" w:hAnsi="Calibri" w:cs="Arial"/>
+          <w:sz w:val="24"/>
+          <w:szCs w:val="24"/>
+        </w:rPr>
+        <w:t xml:space="preserve"> The length of yarn in one loop; it determines fabric weight and density.</w:t>
+      </w:r>
+    </w:p>
+    <w:p>
+      <w:pPr>
+        <w:pStyle w:val="ListeParagraf"/>
+        <w:spacing w:after="80"/>
+        <w:ind w:left="709" w:right="0"/>
+        <w:jc w:val="both"/>
+      </w:pPr>
+      <w:r>
+        <w:rPr>
+          <w:rFonts w:ascii="Calibri" w:hAnsi="Calibri" w:cs="Arial"/>
+          <w:sz w:val="24"/>
+          <w:szCs w:val="24"/>
+        </w:rPr>
+        <w:t xml:space="preserve">• </w:t>
+      </w:r>
+      <w:r>
+        <w:rPr>
+          <w:rFonts w:ascii="Calibri" w:hAnsi="Calibri" w:cs="Arial"/>
+          <w:b/>
+          <w:bCs/>
+          <w:sz w:val="24"/>
+          <w:szCs w:val="24"/>
+        </w:rPr>
+        <w:t xml:space="preserve">First Sample:</w:t>
+      </w:r>
+      <w:r>
+        <w:rPr>
+          <w:rFonts w:ascii="Calibri" w:hAnsi="Calibri" w:cs="Arial"/>
+          <w:sz w:val="24"/>
+          <w:szCs w:val="24"/>
+        </w:rPr>
+        <w:t xml:space="preserve"> The first fabric produced for a new order, fabric type or after a setting change, checked before series production.</w:t>
+      </w:r>
+    </w:p>
+    <w:p>
+      <w:pPr>
+        <w:pStyle w:val="ListeParagraf"/>
+        <w:spacing w:after="80"/>
+        <w:ind w:left="709" w:right="0"/>
+        <w:jc w:val="both"/>
+      </w:pPr>
+      <w:r>
+        <w:rPr>
+          <w:rFonts w:ascii="Calibri" w:hAnsi="Calibri" w:cs="Arial"/>
+          <w:sz w:val="24"/>
+          <w:szCs w:val="24"/>
+        </w:rPr>
+        <w:t xml:space="preserve">• </w:t>
+      </w:r>
+      <w:r>
+        <w:rPr>
+          <w:rFonts w:ascii="Calibri" w:hAnsi="Calibri" w:cs="Arial"/>
+          <w:b/>
+          <w:bCs/>
+          <w:sz w:val="24"/>
+          <w:szCs w:val="24"/>
+        </w:rPr>
+        <w:t xml:space="preserve">LOTO:</w:t>
+      </w:r>
+      <w:r>
+        <w:rPr>
+          <w:rFonts w:ascii="Calibri" w:hAnsi="Calibri" w:cs="Arial"/>
+          <w:sz w:val="24"/>
+          <w:szCs w:val="24"/>
+        </w:rPr>
+        <w:t xml:space="preserve"> Lock-Out Tag-Out, the isolation of energy before repair or cleaning.</w:t>
+      </w:r>
+    </w:p>
+    <w:p>
+      <w:pPr>
+        <w:pStyle w:val="ListeParagraf"/>
+        <w:spacing w:after="80"/>
+        <w:ind w:left="709" w:right="0"/>
+        <w:jc w:val="both"/>
+      </w:pPr>
     </w:p>
     <w:p>
       <w:pPr>
@@ -427,6 +597,22 @@
         <w:ind w:left="709" w:right="0"/>
         <w:jc w:val="both"/>
       </w:pPr>
+      <w:r>
+        <w:rPr>
+          <w:rFonts w:ascii="Calibri" w:hAnsi="Calibri" w:cs="Arial"/>
+          <w:sz w:val="24"/>
+          <w:szCs w:val="24"/>
+        </w:rPr>
+        <w:t xml:space="preserve">1.4. Check at the start of each shift lubrication, missing or broken needles and sinkers; do not run the machine with missing or broken needles.</w:t>
+      </w:r>
+    </w:p>
+    <w:p>
+      <w:pPr>
+        <w:pStyle w:val="ListeParagraf"/>
+        <w:spacing w:after="80"/>
+        <w:ind w:left="709" w:right="0"/>
+        <w:jc w:val="both"/>
+      </w:pPr>
     </w:p>
     <w:p>
       <w:pPr>
@@ -442,7 +628,7 @@
           <w:sz w:val="24"/>
           <w:szCs w:val="24"/>
         </w:rPr>
-        <w:t xml:space="preserve">2. OPERATION</w:t>
+        <w:t xml:space="preserve">2. MACHINE SETTING (TLM-ORM-02)</w:t>
       </w:r>
     </w:p>
     <w:p>
@@ -458,7 +644,7 @@
           <w:sz w:val="24"/>
           <w:szCs w:val="24"/>
         </w:rPr>
-        <w:t xml:space="preserve">2.1. Start the machine at low speed, then increase to the speed written on the technical card.</w:t>
+        <w:t xml:space="preserve">2.1. The fitter sets gauge, needle arrangement, yarn tension, fabric take-down and stitch length according to the values in the production order and technical card; setting values and the name of the fitter are written on the First Sample Approval Form (FRM-ORM-02).</w:t>
       </w:r>
     </w:p>
     <w:p>
@@ -474,7 +660,7 @@
           <w:sz w:val="24"/>
           <w:szCs w:val="24"/>
         </w:rPr>
-        <w:t xml:space="preserve">2.2. Inspect the fabric continuously for holes, needle lines, drop stitches, oil stains and barré; stop the machine immediately when a fault is seen.</w:t>
+        <w:t xml:space="preserve">2.2. Settings are not changed by unauthorised persons; any change after approval is made only with the Shift Supervisor and recorded.</w:t>
       </w:r>
     </w:p>
     <w:p>
@@ -490,23 +676,7 @@
           <w:sz w:val="24"/>
           <w:szCs w:val="24"/>
         </w:rPr>
-        <w:t xml:space="preserve">2.3. Check the first roll of each new article and each yarn lot change with the supervisor for weight, width and appearance before continuing.</w:t>
-      </w:r>
-    </w:p>
-    <w:p>
-      <w:pPr>
-        <w:pStyle w:val="ListeParagraf"/>
-        <w:spacing w:after="80"/>
-        <w:ind w:left="709" w:right="0"/>
-        <w:jc w:val="both"/>
-      </w:pPr>
-      <w:r>
-        <w:rPr>
-          <w:rFonts w:ascii="Calibri" w:hAnsi="Calibri" w:cs="Arial"/>
-          <w:sz w:val="24"/>
-          <w:szCs w:val="24"/>
-        </w:rPr>
-        <w:t xml:space="preserve">2.4. When a roll is complete, remove it using the inching button, attach the roll label (order, article, machine, operator, date, weight) and record it in the shift report.</w:t>
+        <w:t xml:space="preserve">2.3. After a setting change, a new first sample is required.</w:t>
       </w:r>
     </w:p>
     <w:p>
@@ -531,7 +701,201 @@
           <w:sz w:val="24"/>
           <w:szCs w:val="24"/>
         </w:rPr>
-        <w:t xml:space="preserve">3. SAFETY RULES / PROHIBITIONS</w:t>
+        <w:t xml:space="preserve">3. FIRST SAMPLE APPROVAL</w:t>
+      </w:r>
+    </w:p>
+    <w:p>
+      <w:pPr>
+        <w:pStyle w:val="ListeParagraf"/>
+        <w:spacing w:after="80"/>
+        <w:ind w:left="709" w:right="0"/>
+        <w:jc w:val="both"/>
+      </w:pPr>
+      <w:r>
+        <w:rPr>
+          <w:rFonts w:ascii="Calibri" w:hAnsi="Calibri" w:cs="Arial"/>
+          <w:sz w:val="24"/>
+          <w:szCs w:val="24"/>
+        </w:rPr>
+        <w:t xml:space="preserve">3.1. A first sample is knitted before series production for every new order, fabric type, yarn lot change and machine setting change.</w:t>
+      </w:r>
+    </w:p>
+    <w:p>
+      <w:pPr>
+        <w:pStyle w:val="ListeParagraf"/>
+        <w:spacing w:after="80"/>
+        <w:ind w:left="709" w:right="0"/>
+        <w:jc w:val="both"/>
+      </w:pPr>
+      <w:r>
+        <w:rPr>
+          <w:rFonts w:ascii="Calibri" w:hAnsi="Calibri" w:cs="Arial"/>
+          <w:sz w:val="24"/>
+          <w:szCs w:val="24"/>
+        </w:rPr>
+        <w:t xml:space="preserve">3.2. Check weight (g/m²), width, loop density (courses and wales per cm), appearance and faults of the first sample against the technical card; tolerances are defined in the customer specification and company knitting rules.</w:t>
+      </w:r>
+    </w:p>
+    <w:p>
+      <w:pPr>
+        <w:pStyle w:val="ListeParagraf"/>
+        <w:spacing w:after="80"/>
+        <w:ind w:left="709" w:right="0"/>
+        <w:jc w:val="both"/>
+      </w:pPr>
+      <w:r>
+        <w:rPr>
+          <w:rFonts w:ascii="Calibri" w:hAnsi="Calibri" w:cs="Arial"/>
+          <w:sz w:val="24"/>
+          <w:szCs w:val="24"/>
+        </w:rPr>
+        <w:t xml:space="preserve">3.3. Record the results on the First Sample Approval Form (FRM-ORM-02); series production does not start until Quality Assurance gives approval.</w:t>
+      </w:r>
+    </w:p>
+    <w:p>
+      <w:pPr>
+        <w:pStyle w:val="ListeParagraf"/>
+        <w:spacing w:after="80"/>
+        <w:ind w:left="709" w:right="0"/>
+        <w:jc w:val="both"/>
+      </w:pPr>
+      <w:r>
+        <w:rPr>
+          <w:rFonts w:ascii="Calibri" w:hAnsi="Calibri" w:cs="Arial"/>
+          <w:sz w:val="24"/>
+          <w:szCs w:val="24"/>
+        </w:rPr>
+        <w:t xml:space="preserve">3.4. If a result is outside the limit, the fitter corrects the machine setting and a second sample is taken; the approved sample is kept as a reference during series production.</w:t>
+      </w:r>
+    </w:p>
+    <w:p>
+      <w:pPr>
+        <w:pStyle w:val="ListeParagraf"/>
+        <w:spacing w:after="80"/>
+        <w:ind w:left="709" w:right="0"/>
+        <w:jc w:val="both"/>
+      </w:pPr>
+    </w:p>
+    <w:p>
+      <w:pPr>
+        <w:pStyle w:val="ListeParagraf"/>
+        <w:spacing w:before="120" w:after="60"/>
+        <w:ind w:left="709" w:right="0"/>
+      </w:pPr>
+      <w:r>
+        <w:rPr>
+          <w:rFonts w:ascii="Calibri" w:hAnsi="Calibri" w:cs="Arial"/>
+          <w:b/>
+          <w:bCs/>
+          <w:sz w:val="24"/>
+          <w:szCs w:val="24"/>
+        </w:rPr>
+        <w:t xml:space="preserve">4. OPERATION</w:t>
+      </w:r>
+    </w:p>
+    <w:p>
+      <w:pPr>
+        <w:pStyle w:val="ListeParagraf"/>
+        <w:spacing w:after="80"/>
+        <w:ind w:left="709" w:right="0"/>
+        <w:jc w:val="both"/>
+      </w:pPr>
+      <w:r>
+        <w:rPr>
+          <w:rFonts w:ascii="Calibri" w:hAnsi="Calibri" w:cs="Arial"/>
+          <w:sz w:val="24"/>
+          <w:szCs w:val="24"/>
+        </w:rPr>
+        <w:t xml:space="preserve">4.1. Start the machine at low speed, then increase to the speed written on the technical card.</w:t>
+      </w:r>
+    </w:p>
+    <w:p>
+      <w:pPr>
+        <w:pStyle w:val="ListeParagraf"/>
+        <w:spacing w:after="80"/>
+        <w:ind w:left="709" w:right="0"/>
+        <w:jc w:val="both"/>
+      </w:pPr>
+      <w:r>
+        <w:rPr>
+          <w:rFonts w:ascii="Calibri" w:hAnsi="Calibri" w:cs="Arial"/>
+          <w:sz w:val="24"/>
+          <w:szCs w:val="24"/>
+        </w:rPr>
+        <w:t xml:space="preserve">4.2. Inspect the fabric continuously for holes, needle lines, drop stitches, oil stains and barré; stop the machine immediately when a fault is seen.</w:t>
+      </w:r>
+    </w:p>
+    <w:p>
+      <w:pPr>
+        <w:pStyle w:val="ListeParagraf"/>
+        <w:spacing w:after="80"/>
+        <w:ind w:left="709" w:right="0"/>
+        <w:jc w:val="both"/>
+      </w:pPr>
+      <w:r>
+        <w:rPr>
+          <w:rFonts w:ascii="Calibri" w:hAnsi="Calibri" w:cs="Arial"/>
+          <w:sz w:val="24"/>
+          <w:szCs w:val="24"/>
+        </w:rPr>
+        <w:t xml:space="preserve">4.3. Check the first roll of each new article and each yarn lot change with the supervisor for weight, width and appearance before continuing.</w:t>
+      </w:r>
+    </w:p>
+    <w:p>
+      <w:pPr>
+        <w:pStyle w:val="ListeParagraf"/>
+        <w:spacing w:after="80"/>
+        <w:ind w:left="709" w:right="0"/>
+        <w:jc w:val="both"/>
+      </w:pPr>
+      <w:r>
+        <w:rPr>
+          <w:rFonts w:ascii="Calibri" w:hAnsi="Calibri" w:cs="Arial"/>
+          <w:sz w:val="24"/>
+          <w:szCs w:val="24"/>
+        </w:rPr>
+        <w:t xml:space="preserve">4.4. When a roll is complete, remove it using the inching button, attach the roll label (order, article, machine, operator, date, weight) and record it in the shift report.</w:t>
+      </w:r>
+    </w:p>
+    <w:p>
+      <w:pPr>
+        <w:pStyle w:val="ListeParagraf"/>
+        <w:spacing w:after="80"/>
+        <w:ind w:left="709" w:right="0"/>
+        <w:jc w:val="both"/>
+      </w:pPr>
+      <w:r>
+        <w:rPr>
+          <w:rFonts w:ascii="Calibri" w:hAnsi="Calibri" w:cs="Arial"/>
+          <w:sz w:val="24"/>
+          <w:szCs w:val="24"/>
+        </w:rPr>
+        <w:t xml:space="preserve">4.5. Rolls are inspected according to the 4-point system (EMS.QA.TL.02.03) at the planned frequency.</w:t>
+      </w:r>
+    </w:p>
+    <w:p>
+      <w:pPr>
+        <w:pStyle w:val="ListeParagraf"/>
+        <w:spacing w:after="80"/>
+        <w:ind w:left="709" w:right="0"/>
+        <w:jc w:val="both"/>
+      </w:pPr>
+    </w:p>
+    <w:p>
+      <w:pPr>
+        <w:pStyle w:val="ListeParagraf"/>
+        <w:spacing w:before="120" w:after="60"/>
+        <w:ind w:left="709" w:right="0"/>
+      </w:pPr>
+      <w:r>
+        <w:rPr>
+          <w:rFonts w:ascii="Calibri" w:hAnsi="Calibri" w:cs="Arial"/>
+          <w:b/>
+          <w:bCs/>
+          <w:sz w:val="24"/>
+          <w:szCs w:val="24"/>
+        </w:rPr>
+        <w:t xml:space="preserve">5. SAFETY RULES / PROHIBITIONS</w:t>
       </w:r>
     </w:p>
     <w:p>
@@ -632,7 +996,7 @@
           <w:sz w:val="24"/>
           <w:szCs w:val="24"/>
         </w:rPr>
-        <w:t xml:space="preserve">4. IN CASE OF PROBLEM / EMERGENCY</w:t>
+        <w:t xml:space="preserve">6. IN CASE OF PROBLEM / EMERGENCY</w:t>
       </w:r>
     </w:p>
     <w:p>
@@ -648,7 +1012,7 @@
           <w:sz w:val="24"/>
           <w:szCs w:val="24"/>
         </w:rPr>
-        <w:t xml:space="preserve">4.1. In any danger, press the emergency stop button and inform the supervisor.</w:t>
+        <w:t xml:space="preserve">6.1. In any danger, press the emergency stop button and inform the supervisor.</w:t>
       </w:r>
     </w:p>
     <w:p>
@@ -664,7 +1028,7 @@
           <w:sz w:val="24"/>
           <w:szCs w:val="24"/>
         </w:rPr>
-        <w:t xml:space="preserve">4.2. For mechanical, electrical or repeated knitting faults, hang a “Do Not Operate” tag and call the fitter or maintenance; the fitter applies LOTO before any repair.</w:t>
+        <w:t xml:space="preserve">6.2. For mechanical, electrical or repeated knitting faults, hang a “Do Not Operate” tag and call the fitter or maintenance; the fitter applies LOTO before any repair.</w:t>
       </w:r>
     </w:p>
     <w:p>
@@ -680,7 +1044,23 @@
           <w:sz w:val="24"/>
           <w:szCs w:val="24"/>
         </w:rPr>
-        <w:t xml:space="preserve">4.3. Broken needles are handed to the supervisor according to the needle control rules; in case of fire, follow the evacuation plan.</w:t>
+        <w:t xml:space="preserve">6.3. Broken needles are handed to the supervisor according to the needle control rules; in case of fire, follow the evacuation plan.</w:t>
+      </w:r>
+    </w:p>
+    <w:p>
+      <w:pPr>
+        <w:pStyle w:val="ListeParagraf"/>
+        <w:spacing w:after="80"/>
+        <w:ind w:left="709" w:right="0"/>
+        <w:jc w:val="both"/>
+      </w:pPr>
+      <w:r>
+        <w:rPr>
+          <w:rFonts w:ascii="Calibri" w:hAnsi="Calibri" w:cs="Arial"/>
+          <w:sz w:val="24"/>
+          <w:szCs w:val="24"/>
+        </w:rPr>
+        <w:t xml:space="preserve">6.4. Faulty fabric is separated and handled as nonconforming product according to EMS.KS.PRO.22.02; a repeated fault is recorded and a corrective and preventive action (DOP/CAPA) is opened according to EMS.KS.PRO.22.03.</w:t>
       </w:r>
     </w:p>
     <w:p>
@@ -705,7 +1085,7 @@
           <w:sz w:val="24"/>
           <w:szCs w:val="24"/>
         </w:rPr>
-        <w:t xml:space="preserve">5. RELATED DOCUMENTS AND RECORDS</w:t>
+        <w:t xml:space="preserve">7. RELATED DOCUMENTS AND RECORDS</w:t>
       </w:r>
     </w:p>
     <w:p>
@@ -724,7 +1104,7 @@
           <w:sz w:val="24"/>
           <w:szCs w:val="24"/>
         </w:rPr>
-        <w:t xml:space="preserve">Knitting Order, Technical Card, Roll Label and Shift Production Report</w:t>
+        <w:t xml:space="preserve">TLM-ORM-02 Machine Setting and First Sample Approval Instruction and PRS-ORM-01 Knitting · Weaving Production Procedure (QMS)</w:t>
       </w:r>
     </w:p>
     <w:p>
@@ -762,7 +1142,7 @@
           <w:sz w:val="24"/>
           <w:szCs w:val="24"/>
         </w:rPr>
-        <w:t xml:space="preserve">EMS.QA.TL.02.02. Broken Needle Replacement Instruction</w:t>
+        <w:t xml:space="preserve">EMS.ÜR.TL.05.07. Yarn Receiving and Yarn Lot Control Instruction</w:t>
       </w:r>
     </w:p>
     <w:p>
@@ -781,645 +1161,7 @@
           <w:sz w:val="24"/>
           <w:szCs w:val="24"/>
         </w:rPr>
-        <w:t xml:space="preserve">EMS.İS.PRO.18.05. Lock-Out Tag-Out (LOTO) Procedure</w:t>
-      </w:r>
-    </w:p>
-    <w:p>
-      <w:pPr>
-        <w:pStyle w:val="ListeParagraf"/>
-        <w:spacing w:after="80"/>
-        <w:ind w:left="709" w:right="0"/>
-        <w:jc w:val="both"/>
-      </w:pPr>
-    </w:p>
-    <w:p>
-      <w:pPr>
-        <w:pStyle w:val="ListeParagraf"/>
-        <w:spacing w:before="120" w:after="60"/>
-        <w:ind w:left="709" w:right="0"/>
-      </w:pPr>
-      <w:r>
-        <w:rPr>
-          <w:rFonts w:ascii="Calibri" w:hAnsi="Calibri" w:cs="Arial"/>
-          <w:b/>
-          <w:bCs/>
-          <w:sz w:val="24"/>
-          <w:szCs w:val="24"/>
-        </w:rPr>
-        <w:t xml:space="preserve">6. FEEDBACK AND MONITORING</w:t>
-      </w:r>
-    </w:p>
-    <w:p>
-      <w:pPr>
-        <w:pStyle w:val="ListeParagraf"/>
-        <w:spacing w:after="80"/>
-        <w:ind w:left="709" w:right="0"/>
-        <w:jc w:val="both"/>
-      </w:pPr>
-      <w:r>
-        <w:rPr>
-          <w:rFonts w:ascii="Calibri" w:hAnsi="Calibri" w:cs="Arial"/>
-          <w:sz w:val="24"/>
-          <w:szCs w:val="24"/>
-        </w:rPr>
-        <w:t xml:space="preserve">Fabric fault rates, machine efficiency and stoppages are monitored monthly by the Knitting Manager. This instruction is reviewed every year, or earlier after an accident, a new machine type or an operator suggestion.</w:t>
-      </w:r>
-    </w:p>
-    <w:p>
-      <w:pPr>
-        <w:pStyle w:val="ListeParagraf"/>
-        <w:pageBreakBefore/>
-        <w:bidi/>
-        <w:spacing w:before="120" w:after="60"/>
-        <w:ind w:left="0" w:right="709"/>
-      </w:pPr>
-      <w:r>
-        <w:rPr>
-          <w:rFonts w:ascii="Calibri" w:hAnsi="Calibri" w:cs="Arial"/>
-          <w:b/>
-          <w:bCs/>
-          <w:rtl/>
-          <w:sz w:val="24"/>
-          <w:szCs w:val="24"/>
-        </w:rPr>
-        <w:t xml:space="preserve">الغرض</w:t>
-      </w:r>
-    </w:p>
-    <w:p>
-      <w:pPr>
-        <w:pStyle w:val="ListeParagraf"/>
-        <w:bidi/>
-        <w:spacing w:after="80"/>
-        <w:ind w:left="0" w:right="709"/>
-        <w:jc w:val="both"/>
-      </w:pPr>
-      <w:r>
-        <w:rPr>
-          <w:rFonts w:ascii="Calibri" w:hAnsi="Calibri" w:cs="Arial"/>
-          <w:rtl/>
-          <w:sz w:val="24"/>
-          <w:szCs w:val="24"/>
-        </w:rPr>
-        <w:t xml:space="preserve">توضح هذه التعليمات كيفية تشغيل آلات التريكو الدائرية بأمان وبشكل صحيح في شركة إيروغلو للتريكو (EMS)، بحيث يُنتج القماش وفق البطاقة الفنية المعتمدة دون إصابة المشغل أو إلحاق ضرر بالآلة.</w:t>
-      </w:r>
-    </w:p>
-    <w:p>
-      <w:pPr>
-        <w:pStyle w:val="ListeParagraf"/>
-        <w:bidi/>
-        <w:spacing w:after="80"/>
-        <w:ind w:left="0" w:right="709"/>
-        <w:jc w:val="both"/>
-      </w:pPr>
-    </w:p>
-    <w:p>
-      <w:pPr>
-        <w:pStyle w:val="ListeParagraf"/>
-        <w:bidi/>
-        <w:spacing w:before="120" w:after="60"/>
-        <w:ind w:left="0" w:right="709"/>
-      </w:pPr>
-      <w:r>
-        <w:rPr>
-          <w:rFonts w:ascii="Calibri" w:hAnsi="Calibri" w:cs="Arial"/>
-          <w:b/>
-          <w:bCs/>
-          <w:rtl/>
-          <w:sz w:val="24"/>
-          <w:szCs w:val="24"/>
-        </w:rPr>
-        <w:t xml:space="preserve">النطاق</w:t>
-      </w:r>
-    </w:p>
-    <w:p>
-      <w:pPr>
-        <w:pStyle w:val="ListeParagraf"/>
-        <w:bidi/>
-        <w:spacing w:after="80"/>
-        <w:ind w:left="0" w:right="709"/>
-        <w:jc w:val="both"/>
-      </w:pPr>
-      <w:r>
-        <w:rPr>
-          <w:rFonts w:ascii="Calibri" w:hAnsi="Calibri" w:cs="Arial"/>
-          <w:rtl/>
-          <w:sz w:val="24"/>
-          <w:szCs w:val="24"/>
-        </w:rPr>
-        <w:t xml:space="preserve">تنطبق على جميع آلات التريكو الدائرية (سنجل جيرسي، ريب، إنترلوك، فليس) في قسم التريكو، وعلى جميع المشغلين والفنيين ومشرفي الورديات العاملين عليها.</w:t>
-      </w:r>
-    </w:p>
-    <w:p>
-      <w:pPr>
-        <w:pStyle w:val="ListeParagraf"/>
-        <w:bidi/>
-        <w:spacing w:after="80"/>
-        <w:ind w:left="0" w:right="709"/>
-        <w:jc w:val="both"/>
-      </w:pPr>
-    </w:p>
-    <w:p>
-      <w:pPr>
-        <w:pStyle w:val="ListeParagraf"/>
-        <w:bidi/>
-        <w:spacing w:before="120" w:after="60"/>
-        <w:ind w:left="0" w:right="709"/>
-      </w:pPr>
-      <w:r>
-        <w:rPr>
-          <w:rFonts w:ascii="Calibri" w:hAnsi="Calibri" w:cs="Arial"/>
-          <w:b/>
-          <w:bCs/>
-          <w:rtl/>
-          <w:sz w:val="24"/>
-          <w:szCs w:val="24"/>
-        </w:rPr>
-        <w:t xml:space="preserve">المسؤوليات</w:t>
-      </w:r>
-    </w:p>
-    <w:p>
-      <w:pPr>
-        <w:pStyle w:val="ListeParagraf"/>
-        <w:bidi/>
-        <w:spacing w:after="80"/>
-        <w:ind w:left="0" w:right="709"/>
-        <w:jc w:val="both"/>
-      </w:pPr>
-      <w:r>
-        <w:rPr>
-          <w:rFonts w:ascii="Calibri" w:hAnsi="Calibri" w:cs="Arial"/>
-          <w:rtl/>
-          <w:sz w:val="24"/>
-          <w:szCs w:val="24"/>
-        </w:rPr>
-        <w:t xml:space="preserve">• </w:t>
-      </w:r>
-      <w:r>
-        <w:rPr>
-          <w:rFonts w:ascii="Calibri" w:hAnsi="Calibri" w:cs="Arial"/>
-          <w:b/>
-          <w:bCs/>
-          <w:rtl/>
-          <w:sz w:val="24"/>
-          <w:szCs w:val="24"/>
-        </w:rPr>
-        <w:t xml:space="preserve">مدير التريكو:</w:t>
-      </w:r>
-      <w:r>
-        <w:rPr>
-          <w:rFonts w:ascii="Calibri" w:hAnsi="Calibri" w:cs="Arial"/>
-          <w:rtl/>
-          <w:sz w:val="24"/>
-          <w:szCs w:val="24"/>
-        </w:rPr>
-        <w:t xml:space="preserve"> يضمن ألا يشغّل الآلات إلا مشغلون مدرَّبون، وأن تكون هذه التعليمات معلقة في القسم.</w:t>
-      </w:r>
-    </w:p>
-    <w:p>
-      <w:pPr>
-        <w:pStyle w:val="ListeParagraf"/>
-        <w:bidi/>
-        <w:spacing w:after="80"/>
-        <w:ind w:left="0" w:right="709"/>
-        <w:jc w:val="both"/>
-      </w:pPr>
-      <w:r>
-        <w:rPr>
-          <w:rFonts w:ascii="Calibri" w:hAnsi="Calibri" w:cs="Arial"/>
-          <w:rtl/>
-          <w:sz w:val="24"/>
-          <w:szCs w:val="24"/>
-        </w:rPr>
-        <w:t xml:space="preserve">• </w:t>
-      </w:r>
-      <w:r>
-        <w:rPr>
-          <w:rFonts w:ascii="Calibri" w:hAnsi="Calibri" w:cs="Arial"/>
-          <w:b/>
-          <w:bCs/>
-          <w:rtl/>
-          <w:sz w:val="24"/>
-          <w:szCs w:val="24"/>
-        </w:rPr>
-        <w:t xml:space="preserve">مشرف الوردية:</w:t>
-      </w:r>
-      <w:r>
-        <w:rPr>
-          <w:rFonts w:ascii="Calibri" w:hAnsi="Calibri" w:cs="Arial"/>
-          <w:rtl/>
-          <w:sz w:val="24"/>
-          <w:szCs w:val="24"/>
-        </w:rPr>
-        <w:t xml:space="preserve"> يصدر أمر التريكو والبطاقة الفنية، ويعتمد الرول الأول، ويوقع تقرير الوردية.</w:t>
-      </w:r>
-    </w:p>
-    <w:p>
-      <w:pPr>
-        <w:pStyle w:val="ListeParagraf"/>
-        <w:bidi/>
-        <w:spacing w:after="80"/>
-        <w:ind w:left="0" w:right="709"/>
-        <w:jc w:val="both"/>
-      </w:pPr>
-      <w:r>
-        <w:rPr>
-          <w:rFonts w:ascii="Calibri" w:hAnsi="Calibri" w:cs="Arial"/>
-          <w:rtl/>
-          <w:sz w:val="24"/>
-          <w:szCs w:val="24"/>
-        </w:rPr>
-        <w:t xml:space="preserve">• </w:t>
-      </w:r>
-      <w:r>
-        <w:rPr>
-          <w:rFonts w:ascii="Calibri" w:hAnsi="Calibri" w:cs="Arial"/>
-          <w:b/>
-          <w:bCs/>
-          <w:rtl/>
-          <w:sz w:val="24"/>
-          <w:szCs w:val="24"/>
-        </w:rPr>
-        <w:t xml:space="preserve">فني التريكو:</w:t>
-      </w:r>
-      <w:r>
-        <w:rPr>
-          <w:rFonts w:ascii="Calibri" w:hAnsi="Calibri" w:cs="Arial"/>
-          <w:rtl/>
-          <w:sz w:val="24"/>
-          <w:szCs w:val="24"/>
-        </w:rPr>
-        <w:t xml:space="preserve"> يضبط الآلة لكل صنف جديد (طول الغرزة، الكامات، مسار الخيط) ويصلح عيوب التريكو.</w:t>
-      </w:r>
-    </w:p>
-    <w:p>
-      <w:pPr>
-        <w:pStyle w:val="ListeParagraf"/>
-        <w:bidi/>
-        <w:spacing w:after="80"/>
-        <w:ind w:left="0" w:right="709"/>
-        <w:jc w:val="both"/>
-      </w:pPr>
-      <w:r>
-        <w:rPr>
-          <w:rFonts w:ascii="Calibri" w:hAnsi="Calibri" w:cs="Arial"/>
-          <w:rtl/>
-          <w:sz w:val="24"/>
-          <w:szCs w:val="24"/>
-        </w:rPr>
-        <w:t xml:space="preserve">• </w:t>
-      </w:r>
-      <w:r>
-        <w:rPr>
-          <w:rFonts w:ascii="Calibri" w:hAnsi="Calibri" w:cs="Arial"/>
-          <w:b/>
-          <w:bCs/>
-          <w:rtl/>
-          <w:sz w:val="24"/>
-          <w:szCs w:val="24"/>
-        </w:rPr>
-        <w:t xml:space="preserve">المشغل:</w:t>
-      </w:r>
-      <w:r>
-        <w:rPr>
-          <w:rFonts w:ascii="Calibri" w:hAnsi="Calibri" w:cs="Arial"/>
-          <w:rtl/>
-          <w:sz w:val="24"/>
-          <w:szCs w:val="24"/>
-        </w:rPr>
-        <w:t xml:space="preserve"> يشغّل الآلة وفق هذه التعليمات، ويراقب القماش باستمرار، ويبلغ عن أي خلل.</w:t>
-      </w:r>
-    </w:p>
-    <w:p>
-      <w:pPr>
-        <w:pStyle w:val="ListeParagraf"/>
-        <w:bidi/>
-        <w:spacing w:after="80"/>
-        <w:ind w:left="0" w:right="709"/>
-        <w:jc w:val="both"/>
-      </w:pPr>
-    </w:p>
-    <w:p>
-      <w:pPr>
-        <w:pStyle w:val="ListeParagraf"/>
-        <w:bidi/>
-        <w:spacing w:before="120" w:after="60"/>
-        <w:ind w:left="0" w:right="709"/>
-      </w:pPr>
-      <w:r>
-        <w:rPr>
-          <w:rFonts w:ascii="Calibri" w:hAnsi="Calibri" w:cs="Arial"/>
-          <w:b/>
-          <w:bCs/>
-          <w:rtl/>
-          <w:sz w:val="24"/>
-          <w:szCs w:val="24"/>
-        </w:rPr>
-        <w:t xml:space="preserve">التعريفات</w:t>
-      </w:r>
-    </w:p>
-    <w:p>
-      <w:pPr>
-        <w:pStyle w:val="ListeParagraf"/>
-        <w:bidi/>
-        <w:spacing w:after="80"/>
-        <w:ind w:left="0" w:right="709"/>
-        <w:jc w:val="both"/>
-      </w:pPr>
-      <w:r>
-        <w:rPr>
-          <w:rFonts w:ascii="Calibri" w:hAnsi="Calibri" w:cs="Arial"/>
-          <w:rtl/>
-          <w:sz w:val="24"/>
-          <w:szCs w:val="24"/>
-        </w:rPr>
-        <w:t xml:space="preserve">• </w:t>
-      </w:r>
-      <w:r>
-        <w:rPr>
-          <w:rFonts w:ascii="Calibri" w:hAnsi="Calibri" w:cs="Arial"/>
-          <w:b/>
-          <w:bCs/>
-          <w:rtl/>
-          <w:sz w:val="24"/>
-          <w:szCs w:val="24"/>
-        </w:rPr>
-        <w:t xml:space="preserve">البطاقة الفنية:</w:t>
-      </w:r>
-      <w:r>
-        <w:rPr>
-          <w:rFonts w:ascii="Calibri" w:hAnsi="Calibri" w:cs="Arial"/>
-          <w:rtl/>
-          <w:sz w:val="24"/>
-          <w:szCs w:val="24"/>
-        </w:rPr>
-        <w:t xml:space="preserve"> الورقة المعتمدة التي تحدد نمرة الخيط وطول الغرزة وسرعة الآلة ووزن القماش (g/m²) وعرضه لكل صنف.</w:t>
-      </w:r>
-    </w:p>
-    <w:p>
-      <w:pPr>
-        <w:pStyle w:val="ListeParagraf"/>
-        <w:bidi/>
-        <w:spacing w:after="80"/>
-        <w:ind w:left="0" w:right="709"/>
-        <w:jc w:val="both"/>
-      </w:pPr>
-      <w:r>
-        <w:rPr>
-          <w:rFonts w:ascii="Calibri" w:hAnsi="Calibri" w:cs="Arial"/>
-          <w:rtl/>
-          <w:sz w:val="24"/>
-          <w:szCs w:val="24"/>
-        </w:rPr>
-        <w:t xml:space="preserve">• </w:t>
-      </w:r>
-      <w:r>
-        <w:rPr>
-          <w:rFonts w:ascii="Calibri" w:hAnsi="Calibri" w:cs="Arial"/>
-          <w:b/>
-          <w:bCs/>
-          <w:rtl/>
-          <w:sz w:val="24"/>
-          <w:szCs w:val="24"/>
-        </w:rPr>
-        <w:t xml:space="preserve">زر التحريك البطيء (Jog):</w:t>
-      </w:r>
-      <w:r>
-        <w:rPr>
-          <w:rFonts w:ascii="Calibri" w:hAnsi="Calibri" w:cs="Arial"/>
-          <w:rtl/>
-          <w:sz w:val="24"/>
-          <w:szCs w:val="24"/>
-        </w:rPr>
-        <w:t xml:space="preserve"> الزر الذي يدير الأسطوانة ببطء لتغيير الإبر وتمرير الخيط وإنزال الرول.</w:t>
-      </w:r>
-    </w:p>
-    <w:p>
-      <w:pPr>
-        <w:pStyle w:val="ListeParagraf"/>
-        <w:bidi/>
-        <w:spacing w:after="80"/>
-        <w:ind w:left="0" w:right="709"/>
-        <w:jc w:val="both"/>
-      </w:pPr>
-    </w:p>
-    <w:p>
-      <w:pPr>
-        <w:pStyle w:val="ListeParagraf"/>
-        <w:bidi/>
-        <w:spacing w:before="120" w:after="60"/>
-        <w:ind w:left="0" w:right="709"/>
-      </w:pPr>
-      <w:r>
-        <w:rPr>
-          <w:rFonts w:ascii="Calibri" w:hAnsi="Calibri" w:cs="Arial"/>
-          <w:b/>
-          <w:bCs/>
-          <w:rtl/>
-          <w:sz w:val="24"/>
-          <w:szCs w:val="24"/>
-        </w:rPr>
-        <w:t xml:space="preserve">التعليمات</w:t>
-      </w:r>
-    </w:p>
-    <w:p>
-      <w:pPr>
-        <w:pStyle w:val="ListeParagraf"/>
-        <w:bidi/>
-        <w:spacing w:before="120" w:after="60"/>
-        <w:ind w:left="0" w:right="709"/>
-      </w:pPr>
-      <w:r>
-        <w:rPr>
-          <w:rFonts w:ascii="Calibri" w:hAnsi="Calibri" w:cs="Arial"/>
-          <w:b/>
-          <w:bCs/>
-          <w:rtl/>
-          <w:sz w:val="24"/>
-          <w:szCs w:val="24"/>
-        </w:rPr>
-        <w:t xml:space="preserve">1. قبل البدء</w:t>
-      </w:r>
-    </w:p>
-    <w:p>
-      <w:pPr>
-        <w:pStyle w:val="ListeParagraf"/>
-        <w:bidi/>
-        <w:spacing w:after="80"/>
-        <w:ind w:left="0" w:right="709"/>
-        <w:jc w:val="both"/>
-      </w:pPr>
-      <w:r>
-        <w:rPr>
-          <w:rFonts w:ascii="Calibri" w:hAnsi="Calibri" w:cs="Arial"/>
-          <w:rtl/>
-          <w:sz w:val="24"/>
-          <w:szCs w:val="24"/>
-        </w:rPr>
-        <w:t xml:space="preserve">1.1. اقرأ أمر التريكو والبطاقة الفنية، وتأكد من مطابقة نمرة الخيط ولوطه ولونه على الحامل (الكريل) للأمر، ولا تخلط لوطات الخيط أبدًا.</w:t>
-      </w:r>
-    </w:p>
-    <w:p>
-      <w:pPr>
-        <w:pStyle w:val="ListeParagraf"/>
-        <w:bidi/>
-        <w:spacing w:after="80"/>
-        <w:ind w:left="0" w:right="709"/>
-        <w:jc w:val="both"/>
-      </w:pPr>
-      <w:r>
-        <w:rPr>
-          <w:rFonts w:ascii="Calibri" w:hAnsi="Calibri" w:cs="Arial"/>
-          <w:rtl/>
-          <w:sz w:val="24"/>
-          <w:szCs w:val="24"/>
-        </w:rPr>
-        <w:t xml:space="preserve">1.2. تأكد من سلامة عمل الأبواب والواقيات وزر الإيقاف الطارئ وحساسات الإيقاف (انقطاع الخيط، كاشف الإبر، حساس القماش).</w:t>
-      </w:r>
-    </w:p>
-    <w:p>
-      <w:pPr>
-        <w:pStyle w:val="ListeParagraf"/>
-        <w:bidi/>
-        <w:spacing w:after="80"/>
-        <w:ind w:left="0" w:right="709"/>
-        <w:jc w:val="both"/>
-      </w:pPr>
-      <w:r>
-        <w:rPr>
-          <w:rFonts w:ascii="Calibri" w:hAnsi="Calibri" w:cs="Arial"/>
-          <w:rtl/>
-          <w:sz w:val="24"/>
-          <w:szCs w:val="24"/>
-        </w:rPr>
-        <w:t xml:space="preserve">1.3. نظّف الكريل والمغذيات ومنطقة الأسطوانة بمسدس الهواء من الأعلى إلى الأسفل مع ارتداء واقي العينين.</w:t>
-      </w:r>
-    </w:p>
-    <w:p>
-      <w:pPr>
-        <w:pStyle w:val="ListeParagraf"/>
-        <w:bidi/>
-        <w:spacing w:after="80"/>
-        <w:ind w:left="0" w:right="709"/>
-        <w:jc w:val="both"/>
-      </w:pPr>
-    </w:p>
-    <w:p>
-      <w:pPr>
-        <w:pStyle w:val="ListeParagraf"/>
-        <w:bidi/>
-        <w:spacing w:before="120" w:after="60"/>
-        <w:ind w:left="0" w:right="709"/>
-      </w:pPr>
-      <w:r>
-        <w:rPr>
-          <w:rFonts w:ascii="Calibri" w:hAnsi="Calibri" w:cs="Arial"/>
-          <w:b/>
-          <w:bCs/>
-          <w:rtl/>
-          <w:sz w:val="24"/>
-          <w:szCs w:val="24"/>
-        </w:rPr>
-        <w:t xml:space="preserve">2. التشغيل</w:t>
-      </w:r>
-    </w:p>
-    <w:p>
-      <w:pPr>
-        <w:pStyle w:val="ListeParagraf"/>
-        <w:bidi/>
-        <w:spacing w:after="80"/>
-        <w:ind w:left="0" w:right="709"/>
-        <w:jc w:val="both"/>
-      </w:pPr>
-      <w:r>
-        <w:rPr>
-          <w:rFonts w:ascii="Calibri" w:hAnsi="Calibri" w:cs="Arial"/>
-          <w:rtl/>
-          <w:sz w:val="24"/>
-          <w:szCs w:val="24"/>
-        </w:rPr>
-        <w:t xml:space="preserve">2.1. شغّل الآلة على سرعة منخفضة، ثم ارفعها إلى السرعة المدونة في البطاقة الفنية.</w:t>
-      </w:r>
-    </w:p>
-    <w:p>
-      <w:pPr>
-        <w:pStyle w:val="ListeParagraf"/>
-        <w:bidi/>
-        <w:spacing w:after="80"/>
-        <w:ind w:left="0" w:right="709"/>
-        <w:jc w:val="both"/>
-      </w:pPr>
-      <w:r>
-        <w:rPr>
-          <w:rFonts w:ascii="Calibri" w:hAnsi="Calibri" w:cs="Arial"/>
-          <w:rtl/>
-          <w:sz w:val="24"/>
-          <w:szCs w:val="24"/>
-        </w:rPr>
-        <w:t xml:space="preserve">2.2. افحص القماش باستمرار بحثًا عن الثقوب وخطوط الإبر والغرز الساقطة وبقع الزيت والتخطيط (Barré)، وأوقف الآلة فورًا عند ملاحظة أي عيب.</w:t>
-      </w:r>
-    </w:p>
-    <w:p>
-      <w:pPr>
-        <w:pStyle w:val="ListeParagraf"/>
-        <w:bidi/>
-        <w:spacing w:after="80"/>
-        <w:ind w:left="0" w:right="709"/>
-        <w:jc w:val="both"/>
-      </w:pPr>
-      <w:r>
-        <w:rPr>
-          <w:rFonts w:ascii="Calibri" w:hAnsi="Calibri" w:cs="Arial"/>
-          <w:rtl/>
-          <w:sz w:val="24"/>
-          <w:szCs w:val="24"/>
-        </w:rPr>
-        <w:t xml:space="preserve">2.3. افحص الرول الأول من كل صنف جديد وعند كل تغيير في لوط الخيط مع المشرف من حيث الوزن والعرض والمظهر قبل الاستمرار.</w:t>
-      </w:r>
-    </w:p>
-    <w:p>
-      <w:pPr>
-        <w:pStyle w:val="ListeParagraf"/>
-        <w:bidi/>
-        <w:spacing w:after="80"/>
-        <w:ind w:left="0" w:right="709"/>
-        <w:jc w:val="both"/>
-      </w:pPr>
-      <w:r>
-        <w:rPr>
-          <w:rFonts w:ascii="Calibri" w:hAnsi="Calibri" w:cs="Arial"/>
-          <w:rtl/>
-          <w:sz w:val="24"/>
-          <w:szCs w:val="24"/>
-        </w:rPr>
-        <w:t xml:space="preserve">2.4. عند اكتمال الرول، أنزله باستخدام زر التحريك البطيء، وثبّت بطاقة الرول (الأمر، الصنف، الآلة، المشغل، التاريخ، الوزن) وسجله في تقرير الوردية.</w:t>
-      </w:r>
-    </w:p>
-    <w:p>
-      <w:pPr>
-        <w:pStyle w:val="ListeParagraf"/>
-        <w:bidi/>
-        <w:spacing w:after="80"/>
-        <w:ind w:left="0" w:right="709"/>
-        <w:jc w:val="both"/>
-      </w:pPr>
-    </w:p>
-    <w:p>
-      <w:pPr>
-        <w:pStyle w:val="ListeParagraf"/>
-        <w:bidi/>
-        <w:spacing w:before="120" w:after="60"/>
-        <w:ind w:left="0" w:right="709"/>
-      </w:pPr>
-      <w:r>
-        <w:rPr>
-          <w:rFonts w:ascii="Calibri" w:hAnsi="Calibri" w:cs="Arial"/>
-          <w:b/>
-          <w:bCs/>
-          <w:rtl/>
-          <w:sz w:val="24"/>
-          <w:szCs w:val="24"/>
-        </w:rPr>
-        <w:t xml:space="preserve">3. قواعد السلامة / المحظورات</w:t>
+        <w:t xml:space="preserve">EMS.QA.TL.02.02. Broken Needle Replacement Instruction</w:t>
       </w:r>
     </w:p>
     <w:p>
@@ -1429,18 +1171,16 @@
           <w:ilvl w:val="0"/>
           <w:numId w:val="1"/>
         </w:numPr>
-        <w:bidi/>
         <w:spacing w:after="60"/>
         <w:jc w:val="both"/>
       </w:pPr>
       <w:r>
         <w:rPr>
           <w:rFonts w:ascii="Calibri" w:hAnsi="Calibri" w:cs="Arial"/>
-          <w:rtl/>
-          <w:sz w:val="24"/>
-          <w:szCs w:val="24"/>
-        </w:rPr>
-        <w:t xml:space="preserve">لا تُدخل يدك داخل الآلة أو منطقة السحب أو الكريل أثناء دوران الآلة.</w:t>
+          <w:sz w:val="24"/>
+          <w:szCs w:val="24"/>
+        </w:rPr>
+        <w:t xml:space="preserve">EMS.QA.TL.02.03. Fabric 4-Point Inspection Instruction</w:t>
       </w:r>
     </w:p>
     <w:p>
@@ -1450,18 +1190,16 @@
           <w:ilvl w:val="0"/>
           <w:numId w:val="1"/>
         </w:numPr>
-        <w:bidi/>
         <w:spacing w:after="60"/>
         <w:jc w:val="both"/>
       </w:pPr>
       <w:r>
         <w:rPr>
           <w:rFonts w:ascii="Calibri" w:hAnsi="Calibri" w:cs="Arial"/>
-          <w:rtl/>
-          <w:sz w:val="24"/>
-          <w:szCs w:val="24"/>
-        </w:rPr>
-        <w:t xml:space="preserve">لا تفتح الأبواب أو الواقيات أو حساسات الإيقاف ولا تعطّلها ولا تزيلها.</w:t>
+          <w:sz w:val="24"/>
+          <w:szCs w:val="24"/>
+        </w:rPr>
+        <w:t xml:space="preserve">EMS.QA.PRO.02.07. Needle and Sharp Tools Control Procedure</w:t>
       </w:r>
     </w:p>
     <w:p>
@@ -1471,18 +1209,16 @@
           <w:ilvl w:val="0"/>
           <w:numId w:val="1"/>
         </w:numPr>
-        <w:bidi/>
         <w:spacing w:after="60"/>
         <w:jc w:val="both"/>
       </w:pPr>
       <w:r>
         <w:rPr>
           <w:rFonts w:ascii="Calibri" w:hAnsi="Calibri" w:cs="Arial"/>
-          <w:rtl/>
-          <w:sz w:val="24"/>
-          <w:szCs w:val="24"/>
-        </w:rPr>
-        <w:t xml:space="preserve">لا ترتدِ الخواتم أو الساعات أو الأكمام الواسعة أو الأوشحة بالقرب من الآلة، واربط الشعر الطويل وغطِّه.</w:t>
+          <w:sz w:val="24"/>
+          <w:szCs w:val="24"/>
+        </w:rPr>
+        <w:t xml:space="preserve">EMS.İS.PRO.18.05. Lock-Out Tag-Out (LOTO) Procedure</w:t>
       </w:r>
     </w:p>
     <w:p>
@@ -1492,128 +1228,16 @@
           <w:ilvl w:val="0"/>
           <w:numId w:val="1"/>
         </w:numPr>
-        <w:bidi/>
         <w:spacing w:after="60"/>
         <w:jc w:val="both"/>
       </w:pPr>
       <w:r>
         <w:rPr>
           <w:rFonts w:ascii="Calibri" w:hAnsi="Calibri" w:cs="Arial"/>
-          <w:rtl/>
-          <w:sz w:val="24"/>
-          <w:szCs w:val="24"/>
-        </w:rPr>
-        <w:t xml:space="preserve">لا تسمح بتراكم الوبر أو الزيت أو مخلفات الخيط حول الآلة؛ فالوبر يمثل خطر حريق.</w:t>
-      </w:r>
-    </w:p>
-    <w:p>
-      <w:pPr>
-        <w:pStyle w:val="ListeParagraf"/>
-        <w:bidi/>
-        <w:spacing w:after="80"/>
-        <w:ind w:left="0" w:right="709"/>
-        <w:jc w:val="both"/>
-      </w:pPr>
-    </w:p>
-    <w:p>
-      <w:pPr>
-        <w:pStyle w:val="ListeParagraf"/>
-        <w:bidi/>
-        <w:spacing w:before="120" w:after="60"/>
-        <w:ind w:left="0" w:right="709"/>
-      </w:pPr>
-      <w:r>
-        <w:rPr>
-          <w:rFonts w:ascii="Calibri" w:hAnsi="Calibri" w:cs="Arial"/>
-          <w:b/>
-          <w:bCs/>
-          <w:rtl/>
-          <w:sz w:val="24"/>
-          <w:szCs w:val="24"/>
-        </w:rPr>
-        <w:t xml:space="preserve">4. في حالة وجود مشكلة / طارئ</w:t>
-      </w:r>
-    </w:p>
-    <w:p>
-      <w:pPr>
-        <w:pStyle w:val="ListeParagraf"/>
-        <w:bidi/>
-        <w:spacing w:after="80"/>
-        <w:ind w:left="0" w:right="709"/>
-        <w:jc w:val="both"/>
-      </w:pPr>
-      <w:r>
-        <w:rPr>
-          <w:rFonts w:ascii="Calibri" w:hAnsi="Calibri" w:cs="Arial"/>
-          <w:rtl/>
-          <w:sz w:val="24"/>
-          <w:szCs w:val="24"/>
-        </w:rPr>
-        <w:t xml:space="preserve">4.1. عند أي خطر، اضغط زر الإيقاف الطارئ وأبلغ المشرف.</w:t>
-      </w:r>
-    </w:p>
-    <w:p>
-      <w:pPr>
-        <w:pStyle w:val="ListeParagraf"/>
-        <w:bidi/>
-        <w:spacing w:after="80"/>
-        <w:ind w:left="0" w:right="709"/>
-        <w:jc w:val="both"/>
-      </w:pPr>
-      <w:r>
-        <w:rPr>
-          <w:rFonts w:ascii="Calibri" w:hAnsi="Calibri" w:cs="Arial"/>
-          <w:rtl/>
-          <w:sz w:val="24"/>
-          <w:szCs w:val="24"/>
-        </w:rPr>
-        <w:t xml:space="preserve">4.2. في حالة الأعطال الميكانيكية أو الكهربائية أو عيوب التريكو المتكررة، علّق بطاقة «ممنوع التشغيل» واستدعِ الفني أو الصيانة؛ ويطبق الفني نظام LOTO قبل أي إصلاح.</w:t>
-      </w:r>
-    </w:p>
-    <w:p>
-      <w:pPr>
-        <w:pStyle w:val="ListeParagraf"/>
-        <w:bidi/>
-        <w:spacing w:after="80"/>
-        <w:ind w:left="0" w:right="709"/>
-        <w:jc w:val="both"/>
-      </w:pPr>
-      <w:r>
-        <w:rPr>
-          <w:rFonts w:ascii="Calibri" w:hAnsi="Calibri" w:cs="Arial"/>
-          <w:rtl/>
-          <w:sz w:val="24"/>
-          <w:szCs w:val="24"/>
-        </w:rPr>
-        <w:t xml:space="preserve">4.3. تُسلَّم الإبر المكسورة إلى المشرف وفق قواعد التحكم في الإبر، وفي حالة الحريق اتبع خطة الإخلاء.</w:t>
-      </w:r>
-    </w:p>
-    <w:p>
-      <w:pPr>
-        <w:pStyle w:val="ListeParagraf"/>
-        <w:bidi/>
-        <w:spacing w:after="80"/>
-        <w:ind w:left="0" w:right="709"/>
-        <w:jc w:val="both"/>
-      </w:pPr>
-    </w:p>
-    <w:p>
-      <w:pPr>
-        <w:pStyle w:val="ListeParagraf"/>
-        <w:bidi/>
-        <w:spacing w:before="120" w:after="60"/>
-        <w:ind w:left="0" w:right="709"/>
-      </w:pPr>
-      <w:r>
-        <w:rPr>
-          <w:rFonts w:ascii="Calibri" w:hAnsi="Calibri" w:cs="Arial"/>
-          <w:b/>
-          <w:bCs/>
-          <w:rtl/>
-          <w:sz w:val="24"/>
-          <w:szCs w:val="24"/>
-        </w:rPr>
-        <w:t xml:space="preserve">5. الوثائق والسجلات ذات الصلة</w:t>
+          <w:sz w:val="24"/>
+          <w:szCs w:val="24"/>
+        </w:rPr>
+        <w:t xml:space="preserve">EMS.KS.PRO.22.02. Nonconforming Product Control Procedure</w:t>
       </w:r>
     </w:p>
     <w:p>
@@ -1623,18 +1247,16 @@
           <w:ilvl w:val="0"/>
           <w:numId w:val="1"/>
         </w:numPr>
-        <w:bidi/>
         <w:spacing w:after="60"/>
         <w:jc w:val="both"/>
       </w:pPr>
       <w:r>
         <w:rPr>
           <w:rFonts w:ascii="Calibri" w:hAnsi="Calibri" w:cs="Arial"/>
-          <w:rtl/>
-          <w:sz w:val="24"/>
-          <w:szCs w:val="24"/>
-        </w:rPr>
-        <w:t xml:space="preserve">أمر التريكو والبطاقة الفنية وبطاقة الرول وتقرير إنتاج الوردية</w:t>
+          <w:sz w:val="24"/>
+          <w:szCs w:val="24"/>
+        </w:rPr>
+        <w:t xml:space="preserve">Knitting Order, Technical Card, Roll Label and Shift Production Report</w:t>
       </w:r>
     </w:p>
     <w:p>
@@ -1644,18 +1266,1066 @@
           <w:ilvl w:val="0"/>
           <w:numId w:val="1"/>
         </w:numPr>
-        <w:bidi/>
         <w:spacing w:after="60"/>
         <w:jc w:val="both"/>
       </w:pPr>
       <w:r>
         <w:rPr>
           <w:rFonts w:ascii="Calibri" w:hAnsi="Calibri" w:cs="Arial"/>
-          <w:rtl/>
-          <w:sz w:val="24"/>
-          <w:szCs w:val="24"/>
-        </w:rPr>
-        <w:t xml:space="preserve">EMS.ÜR.PRO.05.02. إجراء التحكم في العمليات الإنتاجية</w:t>
+          <w:sz w:val="24"/>
+          <w:szCs w:val="24"/>
+        </w:rPr>
+        <w:t xml:space="preserve">FRM-ORM-02 First Sample Approval Form</w:t>
+      </w:r>
+    </w:p>
+    <w:p>
+      <w:pPr>
+        <w:pStyle w:val="ListeParagraf"/>
+        <w:spacing w:after="80"/>
+        <w:ind w:left="709" w:right="0"/>
+        <w:jc w:val="both"/>
+      </w:pPr>
+    </w:p>
+    <w:p>
+      <w:pPr>
+        <w:pStyle w:val="ListeParagraf"/>
+        <w:spacing w:before="120" w:after="60"/>
+        <w:ind w:left="709" w:right="0"/>
+      </w:pPr>
+      <w:r>
+        <w:rPr>
+          <w:rFonts w:ascii="Calibri" w:hAnsi="Calibri" w:cs="Arial"/>
+          <w:b/>
+          <w:bCs/>
+          <w:sz w:val="24"/>
+          <w:szCs w:val="24"/>
+        </w:rPr>
+        <w:t xml:space="preserve">8. FEEDBACK AND MONITORING</w:t>
+      </w:r>
+    </w:p>
+    <w:p>
+      <w:pPr>
+        <w:pStyle w:val="ListeParagraf"/>
+        <w:spacing w:after="80"/>
+        <w:ind w:left="709" w:right="0"/>
+        <w:jc w:val="both"/>
+      </w:pPr>
+      <w:r>
+        <w:rPr>
+          <w:rFonts w:ascii="Calibri" w:hAnsi="Calibri" w:cs="Arial"/>
+          <w:sz w:val="24"/>
+          <w:szCs w:val="24"/>
+        </w:rPr>
+        <w:t xml:space="preserve">Fabric fault rates, first sample rejection rate, machine efficiency and stoppages are monitored monthly by the Knitting Manager; targets are set in the annual objectives and reported to the management review. This instruction is reviewed every year, or earlier after an accident, a new machine type or an operator suggestion.</w:t>
+      </w:r>
+    </w:p>
+    <w:p>
+      <w:r>
+        <w:br w:type="page"/>
+      </w:r>
+    </w:p>
+    <w:p>
+      <w:pPr>
+        <w:pStyle w:val="ListeParagraf"/>
+        <w:bidi/>
+        <w:spacing w:before="120" w:after="60"/>
+        <w:ind w:left="0" w:right="709"/>
+      </w:pPr>
+      <w:r>
+        <w:rPr>
+          <w:rFonts w:ascii="Calibri" w:hAnsi="Calibri" w:cs="Arial"/>
+          <w:b/>
+          <w:bCs/>
+          <w:rtl/>
+          <w:sz w:val="24"/>
+          <w:szCs w:val="24"/>
+        </w:rPr>
+        <w:t xml:space="preserve">الغرض</w:t>
+      </w:r>
+    </w:p>
+    <w:p>
+      <w:pPr>
+        <w:pStyle w:val="ListeParagraf"/>
+        <w:bidi/>
+        <w:spacing w:after="80"/>
+        <w:ind w:left="0" w:right="709"/>
+        <w:jc w:val="both"/>
+      </w:pPr>
+      <w:r>
+        <w:rPr>
+          <w:rFonts w:ascii="Calibri" w:hAnsi="Calibri" w:cs="Arial"/>
+          <w:rtl/>
+          <w:sz w:val="24"/>
+          <w:szCs w:val="24"/>
+        </w:rPr>
+        <w:t xml:space="preserve">تصف هذه التعليمات كيفية ضبط آلات التريكو الدائرية وتشغيلها بأمان وبشكل صحيح، وكيفية اعتماد العينة الأولى في شركة إيروغلو للتريكو (EMS) (تعليمات نظام الجودة TLM-ORM-02)، بحيث يُحاك القماش وفق البطاقة الفنية المعتمدة وأمر الإنتاج دون إصابة المشغل أو تلف الآلة.</w:t>
+      </w:r>
+    </w:p>
+    <w:p>
+      <w:pPr>
+        <w:pStyle w:val="ListeParagraf"/>
+        <w:bidi/>
+        <w:spacing w:after="80"/>
+        <w:ind w:left="0" w:right="709"/>
+        <w:jc w:val="both"/>
+      </w:pPr>
+    </w:p>
+    <w:p>
+      <w:pPr>
+        <w:pStyle w:val="ListeParagraf"/>
+        <w:bidi/>
+        <w:spacing w:before="120" w:after="60"/>
+        <w:ind w:left="0" w:right="709"/>
+      </w:pPr>
+      <w:r>
+        <w:rPr>
+          <w:rFonts w:ascii="Calibri" w:hAnsi="Calibri" w:cs="Arial"/>
+          <w:b/>
+          <w:bCs/>
+          <w:rtl/>
+          <w:sz w:val="24"/>
+          <w:szCs w:val="24"/>
+        </w:rPr>
+        <w:t xml:space="preserve">النطاق</w:t>
+      </w:r>
+    </w:p>
+    <w:p>
+      <w:pPr>
+        <w:pStyle w:val="ListeParagraf"/>
+        <w:bidi/>
+        <w:spacing w:after="80"/>
+        <w:ind w:left="0" w:right="709"/>
+        <w:jc w:val="both"/>
+      </w:pPr>
+      <w:r>
+        <w:rPr>
+          <w:rFonts w:ascii="Calibri" w:hAnsi="Calibri" w:cs="Arial"/>
+          <w:rtl/>
+          <w:sz w:val="24"/>
+          <w:szCs w:val="24"/>
+        </w:rPr>
+        <w:t xml:space="preserve">تنطبق على جميع آلات التريكو الدائرية (جيرسيه مفرد، ريب، إنترلوك، فليس) في قسم التريكو، وعلى جميع المشغلين والفنيين ومشرفي الورديات وموظفي الجودة العاملين عليها.</w:t>
+      </w:r>
+    </w:p>
+    <w:p>
+      <w:pPr>
+        <w:pStyle w:val="ListeParagraf"/>
+        <w:bidi/>
+        <w:spacing w:after="80"/>
+        <w:ind w:left="0" w:right="709"/>
+        <w:jc w:val="both"/>
+      </w:pPr>
+    </w:p>
+    <w:p>
+      <w:pPr>
+        <w:pStyle w:val="ListeParagraf"/>
+        <w:bidi/>
+        <w:spacing w:before="120" w:after="60"/>
+        <w:ind w:left="0" w:right="709"/>
+      </w:pPr>
+      <w:r>
+        <w:rPr>
+          <w:rFonts w:ascii="Calibri" w:hAnsi="Calibri" w:cs="Arial"/>
+          <w:b/>
+          <w:bCs/>
+          <w:rtl/>
+          <w:sz w:val="24"/>
+          <w:szCs w:val="24"/>
+        </w:rPr>
+        <w:t xml:space="preserve">المسؤوليات</w:t>
+      </w:r>
+    </w:p>
+    <w:p>
+      <w:pPr>
+        <w:pStyle w:val="ListeParagraf"/>
+        <w:bidi/>
+        <w:spacing w:after="80"/>
+        <w:ind w:left="0" w:right="709"/>
+        <w:jc w:val="both"/>
+      </w:pPr>
+      <w:r>
+        <w:rPr>
+          <w:rFonts w:ascii="Calibri" w:hAnsi="Calibri" w:cs="Arial"/>
+          <w:rtl/>
+          <w:sz w:val="24"/>
+          <w:szCs w:val="24"/>
+        </w:rPr>
+        <w:t xml:space="preserve">• </w:t>
+      </w:r>
+      <w:r>
+        <w:rPr>
+          <w:rFonts w:ascii="Calibri" w:hAnsi="Calibri" w:cs="Arial"/>
+          <w:b/>
+          <w:bCs/>
+          <w:rtl/>
+          <w:sz w:val="24"/>
+          <w:szCs w:val="24"/>
+        </w:rPr>
+        <w:t xml:space="preserve">مدير التريكو:</w:t>
+      </w:r>
+      <w:r>
+        <w:rPr>
+          <w:rFonts w:ascii="Calibri" w:hAnsi="Calibri" w:cs="Arial"/>
+          <w:rtl/>
+          <w:sz w:val="24"/>
+          <w:szCs w:val="24"/>
+        </w:rPr>
+        <w:t xml:space="preserve"> يضمن أن المدربين فقط يشغّلون الآلات، وأن هذه التعليمات معروضة في القسم، وأن إعدادات الآلة لا يغيّرها أشخاص غير مخولين.</w:t>
+      </w:r>
+    </w:p>
+    <w:p>
+      <w:pPr>
+        <w:pStyle w:val="ListeParagraf"/>
+        <w:bidi/>
+        <w:spacing w:after="80"/>
+        <w:ind w:left="0" w:right="709"/>
+        <w:jc w:val="both"/>
+      </w:pPr>
+      <w:r>
+        <w:rPr>
+          <w:rFonts w:ascii="Calibri" w:hAnsi="Calibri" w:cs="Arial"/>
+          <w:rtl/>
+          <w:sz w:val="24"/>
+          <w:szCs w:val="24"/>
+        </w:rPr>
+        <w:t xml:space="preserve">• </w:t>
+      </w:r>
+      <w:r>
+        <w:rPr>
+          <w:rFonts w:ascii="Calibri" w:hAnsi="Calibri" w:cs="Arial"/>
+          <w:b/>
+          <w:bCs/>
+          <w:rtl/>
+          <w:sz w:val="24"/>
+          <w:szCs w:val="24"/>
+        </w:rPr>
+        <w:t xml:space="preserve">مشرف الوردية:</w:t>
+      </w:r>
+      <w:r>
+        <w:rPr>
+          <w:rFonts w:ascii="Calibri" w:hAnsi="Calibri" w:cs="Arial"/>
+          <w:rtl/>
+          <w:sz w:val="24"/>
+          <w:szCs w:val="24"/>
+        </w:rPr>
+        <w:t xml:space="preserve"> يصدر أمر التريكو والبطاقة الفنية، ويعتمد أول لفة مع ضمان الجودة، ويوقّع تقرير الوردية.</w:t>
+      </w:r>
+    </w:p>
+    <w:p>
+      <w:pPr>
+        <w:pStyle w:val="ListeParagraf"/>
+        <w:bidi/>
+        <w:spacing w:after="80"/>
+        <w:ind w:left="0" w:right="709"/>
+        <w:jc w:val="both"/>
+      </w:pPr>
+      <w:r>
+        <w:rPr>
+          <w:rFonts w:ascii="Calibri" w:hAnsi="Calibri" w:cs="Arial"/>
+          <w:rtl/>
+          <w:sz w:val="24"/>
+          <w:szCs w:val="24"/>
+        </w:rPr>
+        <w:t xml:space="preserve">• </w:t>
+      </w:r>
+      <w:r>
+        <w:rPr>
+          <w:rFonts w:ascii="Calibri" w:hAnsi="Calibri" w:cs="Arial"/>
+          <w:b/>
+          <w:bCs/>
+          <w:rtl/>
+          <w:sz w:val="24"/>
+          <w:szCs w:val="24"/>
+        </w:rPr>
+        <w:t xml:space="preserve">فني التريكو:</w:t>
+      </w:r>
+      <w:r>
+        <w:rPr>
+          <w:rFonts w:ascii="Calibri" w:hAnsi="Calibri" w:cs="Arial"/>
+          <w:rtl/>
+          <w:sz w:val="24"/>
+          <w:szCs w:val="24"/>
+        </w:rPr>
+        <w:t xml:space="preserve"> يضبط الآلة لكل صنف جديد (القياس، ترتيب الإبر، طول الغرزة، الكامات، مسار الخيط والشد)، ويسجل الإعدادات، ويصلح أعطال الحياكة.</w:t>
+      </w:r>
+    </w:p>
+    <w:p>
+      <w:pPr>
+        <w:pStyle w:val="ListeParagraf"/>
+        <w:bidi/>
+        <w:spacing w:after="80"/>
+        <w:ind w:left="0" w:right="709"/>
+        <w:jc w:val="both"/>
+      </w:pPr>
+      <w:r>
+        <w:rPr>
+          <w:rFonts w:ascii="Calibri" w:hAnsi="Calibri" w:cs="Arial"/>
+          <w:rtl/>
+          <w:sz w:val="24"/>
+          <w:szCs w:val="24"/>
+        </w:rPr>
+        <w:t xml:space="preserve">• </w:t>
+      </w:r>
+      <w:r>
+        <w:rPr>
+          <w:rFonts w:ascii="Calibri" w:hAnsi="Calibri" w:cs="Arial"/>
+          <w:b/>
+          <w:bCs/>
+          <w:rtl/>
+          <w:sz w:val="24"/>
+          <w:szCs w:val="24"/>
+        </w:rPr>
+        <w:t xml:space="preserve">المشغل:</w:t>
+      </w:r>
+      <w:r>
+        <w:rPr>
+          <w:rFonts w:ascii="Calibri" w:hAnsi="Calibri" w:cs="Arial"/>
+          <w:rtl/>
+          <w:sz w:val="24"/>
+          <w:szCs w:val="24"/>
+        </w:rPr>
+        <w:t xml:space="preserve"> يشغّل الآلة وفق هذه التعليمات، ويراقب القماش باستمرار، ويبلغ عن أي حالة غير طبيعية.</w:t>
+      </w:r>
+    </w:p>
+    <w:p>
+      <w:pPr>
+        <w:pStyle w:val="ListeParagraf"/>
+        <w:bidi/>
+        <w:spacing w:after="80"/>
+        <w:ind w:left="0" w:right="709"/>
+        <w:jc w:val="both"/>
+      </w:pPr>
+      <w:r>
+        <w:rPr>
+          <w:rFonts w:ascii="Calibri" w:hAnsi="Calibri" w:cs="Arial"/>
+          <w:rtl/>
+          <w:sz w:val="24"/>
+          <w:szCs w:val="24"/>
+        </w:rPr>
+        <w:t xml:space="preserve">• </w:t>
+      </w:r>
+      <w:r>
+        <w:rPr>
+          <w:rFonts w:ascii="Calibri" w:hAnsi="Calibri" w:cs="Arial"/>
+          <w:b/>
+          <w:bCs/>
+          <w:rtl/>
+          <w:sz w:val="24"/>
+          <w:szCs w:val="24"/>
+        </w:rPr>
+        <w:t xml:space="preserve">ضمان الجودة:</w:t>
+      </w:r>
+      <w:r>
+        <w:rPr>
+          <w:rFonts w:ascii="Calibri" w:hAnsi="Calibri" w:cs="Arial"/>
+          <w:rtl/>
+          <w:sz w:val="24"/>
+          <w:szCs w:val="24"/>
+        </w:rPr>
+        <w:t xml:space="preserve"> يفحص العينة الأولى ويعطي الموافقة قبل الإنتاج المتسلسل.</w:t>
+      </w:r>
+    </w:p>
+    <w:p>
+      <w:pPr>
+        <w:pStyle w:val="ListeParagraf"/>
+        <w:bidi/>
+        <w:spacing w:after="80"/>
+        <w:ind w:left="0" w:right="709"/>
+        <w:jc w:val="both"/>
+      </w:pPr>
+    </w:p>
+    <w:p>
+      <w:pPr>
+        <w:pStyle w:val="ListeParagraf"/>
+        <w:bidi/>
+        <w:spacing w:before="120" w:after="60"/>
+        <w:ind w:left="0" w:right="709"/>
+      </w:pPr>
+      <w:r>
+        <w:rPr>
+          <w:rFonts w:ascii="Calibri" w:hAnsi="Calibri" w:cs="Arial"/>
+          <w:b/>
+          <w:bCs/>
+          <w:rtl/>
+          <w:sz w:val="24"/>
+          <w:szCs w:val="24"/>
+        </w:rPr>
+        <w:t xml:space="preserve">التعريفات</w:t>
+      </w:r>
+    </w:p>
+    <w:p>
+      <w:pPr>
+        <w:pStyle w:val="ListeParagraf"/>
+        <w:bidi/>
+        <w:spacing w:after="80"/>
+        <w:ind w:left="0" w:right="709"/>
+        <w:jc w:val="both"/>
+      </w:pPr>
+      <w:r>
+        <w:rPr>
+          <w:rFonts w:ascii="Calibri" w:hAnsi="Calibri" w:cs="Arial"/>
+          <w:rtl/>
+          <w:sz w:val="24"/>
+          <w:szCs w:val="24"/>
+        </w:rPr>
+        <w:t xml:space="preserve">• </w:t>
+      </w:r>
+      <w:r>
+        <w:rPr>
+          <w:rFonts w:ascii="Calibri" w:hAnsi="Calibri" w:cs="Arial"/>
+          <w:b/>
+          <w:bCs/>
+          <w:rtl/>
+          <w:sz w:val="24"/>
+          <w:szCs w:val="24"/>
+        </w:rPr>
+        <w:t xml:space="preserve">البطاقة الفنية:</w:t>
+      </w:r>
+      <w:r>
+        <w:rPr>
+          <w:rFonts w:ascii="Calibri" w:hAnsi="Calibri" w:cs="Arial"/>
+          <w:rtl/>
+          <w:sz w:val="24"/>
+          <w:szCs w:val="24"/>
+        </w:rPr>
+        <w:t xml:space="preserve"> الورقة المعتمدة التي تحدد نمرة الغزل وطول الغرزة وسرعة الآلة ووزن القماش (غ/م²) وعرضه للصنف.</w:t>
+      </w:r>
+    </w:p>
+    <w:p>
+      <w:pPr>
+        <w:pStyle w:val="ListeParagraf"/>
+        <w:bidi/>
+        <w:spacing w:after="80"/>
+        <w:ind w:left="0" w:right="709"/>
+        <w:jc w:val="both"/>
+      </w:pPr>
+      <w:r>
+        <w:rPr>
+          <w:rFonts w:ascii="Calibri" w:hAnsi="Calibri" w:cs="Arial"/>
+          <w:rtl/>
+          <w:sz w:val="24"/>
+          <w:szCs w:val="24"/>
+        </w:rPr>
+        <w:t xml:space="preserve">• </w:t>
+      </w:r>
+      <w:r>
+        <w:rPr>
+          <w:rFonts w:ascii="Calibri" w:hAnsi="Calibri" w:cs="Arial"/>
+          <w:b/>
+          <w:bCs/>
+          <w:rtl/>
+          <w:sz w:val="24"/>
+          <w:szCs w:val="24"/>
+        </w:rPr>
+        <w:t xml:space="preserve">زر الحركة البطيئة (Inching/Jog):</w:t>
+      </w:r>
+      <w:r>
+        <w:rPr>
+          <w:rFonts w:ascii="Calibri" w:hAnsi="Calibri" w:cs="Arial"/>
+          <w:rtl/>
+          <w:sz w:val="24"/>
+          <w:szCs w:val="24"/>
+        </w:rPr>
+        <w:t xml:space="preserve"> الزر الذي يدير الأسطوانة ببطء لتغيير الإبر وتمرير الخيط وإزالة اللفة.</w:t>
+      </w:r>
+    </w:p>
+    <w:p>
+      <w:pPr>
+        <w:pStyle w:val="ListeParagraf"/>
+        <w:bidi/>
+        <w:spacing w:after="80"/>
+        <w:ind w:left="0" w:right="709"/>
+        <w:jc w:val="both"/>
+      </w:pPr>
+      <w:r>
+        <w:rPr>
+          <w:rFonts w:ascii="Calibri" w:hAnsi="Calibri" w:cs="Arial"/>
+          <w:rtl/>
+          <w:sz w:val="24"/>
+          <w:szCs w:val="24"/>
+        </w:rPr>
+        <w:t xml:space="preserve">• </w:t>
+      </w:r>
+      <w:r>
+        <w:rPr>
+          <w:rFonts w:ascii="Calibri" w:hAnsi="Calibri" w:cs="Arial"/>
+          <w:b/>
+          <w:bCs/>
+          <w:rtl/>
+          <w:sz w:val="24"/>
+          <w:szCs w:val="24"/>
+        </w:rPr>
+        <w:t xml:space="preserve">القياس (Gauge):</w:t>
+      </w:r>
+      <w:r>
+        <w:rPr>
+          <w:rFonts w:ascii="Calibri" w:hAnsi="Calibri" w:cs="Arial"/>
+          <w:rtl/>
+          <w:sz w:val="24"/>
+          <w:szCs w:val="24"/>
+        </w:rPr>
+        <w:t xml:space="preserve"> عدد الإبر في البوصة الواحدة من أسطوانة الآلة.</w:t>
+      </w:r>
+    </w:p>
+    <w:p>
+      <w:pPr>
+        <w:pStyle w:val="ListeParagraf"/>
+        <w:bidi/>
+        <w:spacing w:after="80"/>
+        <w:ind w:left="0" w:right="709"/>
+        <w:jc w:val="both"/>
+      </w:pPr>
+      <w:r>
+        <w:rPr>
+          <w:rFonts w:ascii="Calibri" w:hAnsi="Calibri" w:cs="Arial"/>
+          <w:rtl/>
+          <w:sz w:val="24"/>
+          <w:szCs w:val="24"/>
+        </w:rPr>
+        <w:t xml:space="preserve">• </w:t>
+      </w:r>
+      <w:r>
+        <w:rPr>
+          <w:rFonts w:ascii="Calibri" w:hAnsi="Calibri" w:cs="Arial"/>
+          <w:b/>
+          <w:bCs/>
+          <w:rtl/>
+          <w:sz w:val="24"/>
+          <w:szCs w:val="24"/>
+        </w:rPr>
+        <w:t xml:space="preserve">طول الغرزة:</w:t>
+      </w:r>
+      <w:r>
+        <w:rPr>
+          <w:rFonts w:ascii="Calibri" w:hAnsi="Calibri" w:cs="Arial"/>
+          <w:rtl/>
+          <w:sz w:val="24"/>
+          <w:szCs w:val="24"/>
+        </w:rPr>
+        <w:t xml:space="preserve"> طول الخيط في العروة الواحدة، ويحدد وزن القماش وكثافته.</w:t>
+      </w:r>
+    </w:p>
+    <w:p>
+      <w:pPr>
+        <w:pStyle w:val="ListeParagraf"/>
+        <w:bidi/>
+        <w:spacing w:after="80"/>
+        <w:ind w:left="0" w:right="709"/>
+        <w:jc w:val="both"/>
+      </w:pPr>
+      <w:r>
+        <w:rPr>
+          <w:rFonts w:ascii="Calibri" w:hAnsi="Calibri" w:cs="Arial"/>
+          <w:rtl/>
+          <w:sz w:val="24"/>
+          <w:szCs w:val="24"/>
+        </w:rPr>
+        <w:t xml:space="preserve">• </w:t>
+      </w:r>
+      <w:r>
+        <w:rPr>
+          <w:rFonts w:ascii="Calibri" w:hAnsi="Calibri" w:cs="Arial"/>
+          <w:b/>
+          <w:bCs/>
+          <w:rtl/>
+          <w:sz w:val="24"/>
+          <w:szCs w:val="24"/>
+        </w:rPr>
+        <w:t xml:space="preserve">العينة الأولى:</w:t>
+      </w:r>
+      <w:r>
+        <w:rPr>
+          <w:rFonts w:ascii="Calibri" w:hAnsi="Calibri" w:cs="Arial"/>
+          <w:rtl/>
+          <w:sz w:val="24"/>
+          <w:szCs w:val="24"/>
+        </w:rPr>
+        <w:t xml:space="preserve"> أول قماش يُنتج لطلبية جديدة أو نوع قماش جديد أو بعد تغيير الإعدادات، ويُفحص قبل الإنتاج المتسلسل.</w:t>
+      </w:r>
+    </w:p>
+    <w:p>
+      <w:pPr>
+        <w:pStyle w:val="ListeParagraf"/>
+        <w:bidi/>
+        <w:spacing w:after="80"/>
+        <w:ind w:left="0" w:right="709"/>
+        <w:jc w:val="both"/>
+      </w:pPr>
+      <w:r>
+        <w:rPr>
+          <w:rFonts w:ascii="Calibri" w:hAnsi="Calibri" w:cs="Arial"/>
+          <w:rtl/>
+          <w:sz w:val="24"/>
+          <w:szCs w:val="24"/>
+        </w:rPr>
+        <w:t xml:space="preserve">• </w:t>
+      </w:r>
+      <w:r>
+        <w:rPr>
+          <w:rFonts w:ascii="Calibri" w:hAnsi="Calibri" w:cs="Arial"/>
+          <w:b/>
+          <w:bCs/>
+          <w:rtl/>
+          <w:sz w:val="24"/>
+          <w:szCs w:val="24"/>
+        </w:rPr>
+        <w:t xml:space="preserve">LOTO:</w:t>
+      </w:r>
+      <w:r>
+        <w:rPr>
+          <w:rFonts w:ascii="Calibri" w:hAnsi="Calibri" w:cs="Arial"/>
+          <w:rtl/>
+          <w:sz w:val="24"/>
+          <w:szCs w:val="24"/>
+        </w:rPr>
+        <w:t xml:space="preserve"> القفل والوسم، أي عزل الطاقة قبل الإصلاح أو التنظيف.</w:t>
+      </w:r>
+    </w:p>
+    <w:p>
+      <w:pPr>
+        <w:pStyle w:val="ListeParagraf"/>
+        <w:bidi/>
+        <w:spacing w:after="80"/>
+        <w:ind w:left="0" w:right="709"/>
+        <w:jc w:val="both"/>
+      </w:pPr>
+    </w:p>
+    <w:p>
+      <w:pPr>
+        <w:pStyle w:val="ListeParagraf"/>
+        <w:bidi/>
+        <w:spacing w:before="120" w:after="60"/>
+        <w:ind w:left="0" w:right="709"/>
+      </w:pPr>
+      <w:r>
+        <w:rPr>
+          <w:rFonts w:ascii="Calibri" w:hAnsi="Calibri" w:cs="Arial"/>
+          <w:b/>
+          <w:bCs/>
+          <w:rtl/>
+          <w:sz w:val="24"/>
+          <w:szCs w:val="24"/>
+        </w:rPr>
+        <w:t xml:space="preserve">التعليمات</w:t>
+      </w:r>
+    </w:p>
+    <w:p>
+      <w:pPr>
+        <w:pStyle w:val="ListeParagraf"/>
+        <w:bidi/>
+        <w:spacing w:before="120" w:after="60"/>
+        <w:ind w:left="0" w:right="709"/>
+      </w:pPr>
+      <w:r>
+        <w:rPr>
+          <w:rFonts w:ascii="Calibri" w:hAnsi="Calibri" w:cs="Arial"/>
+          <w:b/>
+          <w:bCs/>
+          <w:rtl/>
+          <w:sz w:val="24"/>
+          <w:szCs w:val="24"/>
+        </w:rPr>
+        <w:t xml:space="preserve">1. قبل البدء</w:t>
+      </w:r>
+    </w:p>
+    <w:p>
+      <w:pPr>
+        <w:pStyle w:val="ListeParagraf"/>
+        <w:bidi/>
+        <w:spacing w:after="80"/>
+        <w:ind w:left="0" w:right="709"/>
+        <w:jc w:val="both"/>
+      </w:pPr>
+      <w:r>
+        <w:rPr>
+          <w:rFonts w:ascii="Calibri" w:hAnsi="Calibri" w:cs="Arial"/>
+          <w:rtl/>
+          <w:sz w:val="24"/>
+          <w:szCs w:val="24"/>
+        </w:rPr>
+        <w:t xml:space="preserve">1.1. اقرأ أمر التريكو والبطاقة الفنية؛ وتحقق من أن نمرة الغزل واللوط واللون على حامل الكونات تطابق الطلبية، ولا تخلط لوطات الغزل أبدًا.</w:t>
+      </w:r>
+    </w:p>
+    <w:p>
+      <w:pPr>
+        <w:pStyle w:val="ListeParagraf"/>
+        <w:bidi/>
+        <w:spacing w:after="80"/>
+        <w:ind w:left="0" w:right="709"/>
+        <w:jc w:val="both"/>
+      </w:pPr>
+      <w:r>
+        <w:rPr>
+          <w:rFonts w:ascii="Calibri" w:hAnsi="Calibri" w:cs="Arial"/>
+          <w:rtl/>
+          <w:sz w:val="24"/>
+          <w:szCs w:val="24"/>
+        </w:rPr>
+        <w:t xml:space="preserve">1.2. تحقق من أن الأبواب والأغطية الواقية وزر الإيقاف الطارئ وحساسات الإيقاف (قطع الخيط، كاشف الإبر، حساس القماش) تعمل بشكل صحيح.</w:t>
+      </w:r>
+    </w:p>
+    <w:p>
+      <w:pPr>
+        <w:pStyle w:val="ListeParagraf"/>
+        <w:bidi/>
+        <w:spacing w:after="80"/>
+        <w:ind w:left="0" w:right="709"/>
+        <w:jc w:val="both"/>
+      </w:pPr>
+      <w:r>
+        <w:rPr>
+          <w:rFonts w:ascii="Calibri" w:hAnsi="Calibri" w:cs="Arial"/>
+          <w:rtl/>
+          <w:sz w:val="24"/>
+          <w:szCs w:val="24"/>
+        </w:rPr>
+        <w:t xml:space="preserve">1.3. نظّف حامل الكونات والمغذيات ومنطقة الأسطوانة بمسدس الهواء من الأعلى إلى الأسفل مع ارتداء واقٍ للعينين.</w:t>
+      </w:r>
+    </w:p>
+    <w:p>
+      <w:pPr>
+        <w:pStyle w:val="ListeParagraf"/>
+        <w:bidi/>
+        <w:spacing w:after="80"/>
+        <w:ind w:left="0" w:right="709"/>
+        <w:jc w:val="both"/>
+      </w:pPr>
+      <w:r>
+        <w:rPr>
+          <w:rFonts w:ascii="Calibri" w:hAnsi="Calibri" w:cs="Arial"/>
+          <w:rtl/>
+          <w:sz w:val="24"/>
+          <w:szCs w:val="24"/>
+        </w:rPr>
+        <w:t xml:space="preserve">1.4. افحص في بداية كل وردية التشحيم والإبر والسنكرات الناقصة أو المكسورة؛ ولا تشغّل الآلة مع وجود إبر ناقصة أو مكسورة.</w:t>
+      </w:r>
+    </w:p>
+    <w:p>
+      <w:pPr>
+        <w:pStyle w:val="ListeParagraf"/>
+        <w:bidi/>
+        <w:spacing w:after="80"/>
+        <w:ind w:left="0" w:right="709"/>
+        <w:jc w:val="both"/>
+      </w:pPr>
+    </w:p>
+    <w:p>
+      <w:pPr>
+        <w:pStyle w:val="ListeParagraf"/>
+        <w:bidi/>
+        <w:spacing w:before="120" w:after="60"/>
+        <w:ind w:left="0" w:right="709"/>
+      </w:pPr>
+      <w:r>
+        <w:rPr>
+          <w:rFonts w:ascii="Calibri" w:hAnsi="Calibri" w:cs="Arial"/>
+          <w:b/>
+          <w:bCs/>
+          <w:rtl/>
+          <w:sz w:val="24"/>
+          <w:szCs w:val="24"/>
+        </w:rPr>
+        <w:t xml:space="preserve">2. ضبط الآلة (TLM-ORM-02)</w:t>
+      </w:r>
+    </w:p>
+    <w:p>
+      <w:pPr>
+        <w:pStyle w:val="ListeParagraf"/>
+        <w:bidi/>
+        <w:spacing w:after="80"/>
+        <w:ind w:left="0" w:right="709"/>
+        <w:jc w:val="both"/>
+      </w:pPr>
+      <w:r>
+        <w:rPr>
+          <w:rFonts w:ascii="Calibri" w:hAnsi="Calibri" w:cs="Arial"/>
+          <w:rtl/>
+          <w:sz w:val="24"/>
+          <w:szCs w:val="24"/>
+        </w:rPr>
+        <w:t xml:space="preserve">2.1. يضبط الفني القياس وترتيب الإبر وشد الخيط وسحب القماش وطول الغرزة وفق القيم الواردة في أمر الإنتاج والبطاقة الفنية؛ وتُكتب قيم الإعدادات واسم الفني في نموذج اعتماد العينة الأولى (FRM-ORM-02).</w:t>
+      </w:r>
+    </w:p>
+    <w:p>
+      <w:pPr>
+        <w:pStyle w:val="ListeParagraf"/>
+        <w:bidi/>
+        <w:spacing w:after="80"/>
+        <w:ind w:left="0" w:right="709"/>
+        <w:jc w:val="both"/>
+      </w:pPr>
+      <w:r>
+        <w:rPr>
+          <w:rFonts w:ascii="Calibri" w:hAnsi="Calibri" w:cs="Arial"/>
+          <w:rtl/>
+          <w:sz w:val="24"/>
+          <w:szCs w:val="24"/>
+        </w:rPr>
+        <w:t xml:space="preserve">2.2. لا يغيّر الإعدادات أشخاص غير مخولين؛ وأي تغيير بعد الاعتماد يتم بالتنسيق مع مشرف الوردية ويُسجَّل.</w:t>
+      </w:r>
+    </w:p>
+    <w:p>
+      <w:pPr>
+        <w:pStyle w:val="ListeParagraf"/>
+        <w:bidi/>
+        <w:spacing w:after="80"/>
+        <w:ind w:left="0" w:right="709"/>
+        <w:jc w:val="both"/>
+      </w:pPr>
+      <w:r>
+        <w:rPr>
+          <w:rFonts w:ascii="Calibri" w:hAnsi="Calibri" w:cs="Arial"/>
+          <w:rtl/>
+          <w:sz w:val="24"/>
+          <w:szCs w:val="24"/>
+        </w:rPr>
+        <w:t xml:space="preserve">2.3. بعد أي تغيير في الإعدادات تلزم عينة أولى جديدة.</w:t>
+      </w:r>
+    </w:p>
+    <w:p>
+      <w:pPr>
+        <w:pStyle w:val="ListeParagraf"/>
+        <w:bidi/>
+        <w:spacing w:after="80"/>
+        <w:ind w:left="0" w:right="709"/>
+        <w:jc w:val="both"/>
+      </w:pPr>
+    </w:p>
+    <w:p>
+      <w:pPr>
+        <w:pStyle w:val="ListeParagraf"/>
+        <w:bidi/>
+        <w:spacing w:before="120" w:after="60"/>
+        <w:ind w:left="0" w:right="709"/>
+      </w:pPr>
+      <w:r>
+        <w:rPr>
+          <w:rFonts w:ascii="Calibri" w:hAnsi="Calibri" w:cs="Arial"/>
+          <w:b/>
+          <w:bCs/>
+          <w:rtl/>
+          <w:sz w:val="24"/>
+          <w:szCs w:val="24"/>
+        </w:rPr>
+        <w:t xml:space="preserve">3. اعتماد العينة الأولى</w:t>
+      </w:r>
+    </w:p>
+    <w:p>
+      <w:pPr>
+        <w:pStyle w:val="ListeParagraf"/>
+        <w:bidi/>
+        <w:spacing w:after="80"/>
+        <w:ind w:left="0" w:right="709"/>
+        <w:jc w:val="both"/>
+      </w:pPr>
+      <w:r>
+        <w:rPr>
+          <w:rFonts w:ascii="Calibri" w:hAnsi="Calibri" w:cs="Arial"/>
+          <w:rtl/>
+          <w:sz w:val="24"/>
+          <w:szCs w:val="24"/>
+        </w:rPr>
+        <w:t xml:space="preserve">3.1. تُحاك عينة أولى قبل الإنتاج المتسلسل لكل طلبية جديدة ونوع قماش جديد وتغيير لوط الغزل وتغيير إعدادات الآلة.</w:t>
+      </w:r>
+    </w:p>
+    <w:p>
+      <w:pPr>
+        <w:pStyle w:val="ListeParagraf"/>
+        <w:bidi/>
+        <w:spacing w:after="80"/>
+        <w:ind w:left="0" w:right="709"/>
+        <w:jc w:val="both"/>
+      </w:pPr>
+      <w:r>
+        <w:rPr>
+          <w:rFonts w:ascii="Calibri" w:hAnsi="Calibri" w:cs="Arial"/>
+          <w:rtl/>
+          <w:sz w:val="24"/>
+          <w:szCs w:val="24"/>
+        </w:rPr>
+        <w:t xml:space="preserve">3.2. افحص وزن العينة الأولى (غ/م²) وعرضها وكثافة العرى (الصفوف والأعمدة لكل سم) ومظهرها وعيوبها مقابل البطاقة الفنية؛ وتُحدَّد حدود التفاوت في مواصفات العميل وقواعد التريكو بالشركة.</w:t>
+      </w:r>
+    </w:p>
+    <w:p>
+      <w:pPr>
+        <w:pStyle w:val="ListeParagraf"/>
+        <w:bidi/>
+        <w:spacing w:after="80"/>
+        <w:ind w:left="0" w:right="709"/>
+        <w:jc w:val="both"/>
+      </w:pPr>
+      <w:r>
+        <w:rPr>
+          <w:rFonts w:ascii="Calibri" w:hAnsi="Calibri" w:cs="Arial"/>
+          <w:rtl/>
+          <w:sz w:val="24"/>
+          <w:szCs w:val="24"/>
+        </w:rPr>
+        <w:t xml:space="preserve">3.3. سجّل النتائج في نموذج اعتماد العينة الأولى (FRM-ORM-02)؛ ولا يبدأ الإنتاج المتسلسل قبل موافقة ضمان الجودة.</w:t>
+      </w:r>
+    </w:p>
+    <w:p>
+      <w:pPr>
+        <w:pStyle w:val="ListeParagraf"/>
+        <w:bidi/>
+        <w:spacing w:after="80"/>
+        <w:ind w:left="0" w:right="709"/>
+        <w:jc w:val="both"/>
+      </w:pPr>
+      <w:r>
+        <w:rPr>
+          <w:rFonts w:ascii="Calibri" w:hAnsi="Calibri" w:cs="Arial"/>
+          <w:rtl/>
+          <w:sz w:val="24"/>
+          <w:szCs w:val="24"/>
+        </w:rPr>
+        <w:t xml:space="preserve">3.4. إذا كانت النتيجة خارج الحد، يصحح الفني إعداد الآلة وتؤخذ عينة ثانية؛ وتُحفظ العينة المعتمدة كمرجع طوال الإنتاج المتسلسل.</w:t>
+      </w:r>
+    </w:p>
+    <w:p>
+      <w:pPr>
+        <w:pStyle w:val="ListeParagraf"/>
+        <w:bidi/>
+        <w:spacing w:after="80"/>
+        <w:ind w:left="0" w:right="709"/>
+        <w:jc w:val="both"/>
+      </w:pPr>
+    </w:p>
+    <w:p>
+      <w:pPr>
+        <w:pStyle w:val="ListeParagraf"/>
+        <w:bidi/>
+        <w:spacing w:before="120" w:after="60"/>
+        <w:ind w:left="0" w:right="709"/>
+      </w:pPr>
+      <w:r>
+        <w:rPr>
+          <w:rFonts w:ascii="Calibri" w:hAnsi="Calibri" w:cs="Arial"/>
+          <w:b/>
+          <w:bCs/>
+          <w:rtl/>
+          <w:sz w:val="24"/>
+          <w:szCs w:val="24"/>
+        </w:rPr>
+        <w:t xml:space="preserve">4. التشغيل</w:t>
+      </w:r>
+    </w:p>
+    <w:p>
+      <w:pPr>
+        <w:pStyle w:val="ListeParagraf"/>
+        <w:bidi/>
+        <w:spacing w:after="80"/>
+        <w:ind w:left="0" w:right="709"/>
+        <w:jc w:val="both"/>
+      </w:pPr>
+      <w:r>
+        <w:rPr>
+          <w:rFonts w:ascii="Calibri" w:hAnsi="Calibri" w:cs="Arial"/>
+          <w:rtl/>
+          <w:sz w:val="24"/>
+          <w:szCs w:val="24"/>
+        </w:rPr>
+        <w:t xml:space="preserve">4.1. ابدأ تشغيل الآلة بسرعة منخفضة، ثم ارفعها إلى السرعة المكتوبة في البطاقة الفنية.</w:t>
+      </w:r>
+    </w:p>
+    <w:p>
+      <w:pPr>
+        <w:pStyle w:val="ListeParagraf"/>
+        <w:bidi/>
+        <w:spacing w:after="80"/>
+        <w:ind w:left="0" w:right="709"/>
+        <w:jc w:val="both"/>
+      </w:pPr>
+      <w:r>
+        <w:rPr>
+          <w:rFonts w:ascii="Calibri" w:hAnsi="Calibri" w:cs="Arial"/>
+          <w:rtl/>
+          <w:sz w:val="24"/>
+          <w:szCs w:val="24"/>
+        </w:rPr>
+        <w:t xml:space="preserve">4.2. افحص القماش باستمرار للتأكد من خلوه من الثقوب وخطوط الإبر والغرز المتساقطة وبقع الزيت والبريه (barré)؛ وأوقف الآلة فورًا عند ملاحظة عيب.</w:t>
+      </w:r>
+    </w:p>
+    <w:p>
+      <w:pPr>
+        <w:pStyle w:val="ListeParagraf"/>
+        <w:bidi/>
+        <w:spacing w:after="80"/>
+        <w:ind w:left="0" w:right="709"/>
+        <w:jc w:val="both"/>
+      </w:pPr>
+      <w:r>
+        <w:rPr>
+          <w:rFonts w:ascii="Calibri" w:hAnsi="Calibri" w:cs="Arial"/>
+          <w:rtl/>
+          <w:sz w:val="24"/>
+          <w:szCs w:val="24"/>
+        </w:rPr>
+        <w:t xml:space="preserve">4.3. افحص أول لفة لكل صنف جديد ولكل تغيير في لوط الغزل مع المشرف من حيث الوزن والعرض والمظهر قبل المتابعة.</w:t>
+      </w:r>
+    </w:p>
+    <w:p>
+      <w:pPr>
+        <w:pStyle w:val="ListeParagraf"/>
+        <w:bidi/>
+        <w:spacing w:after="80"/>
+        <w:ind w:left="0" w:right="709"/>
+        <w:jc w:val="both"/>
+      </w:pPr>
+      <w:r>
+        <w:rPr>
+          <w:rFonts w:ascii="Calibri" w:hAnsi="Calibri" w:cs="Arial"/>
+          <w:rtl/>
+          <w:sz w:val="24"/>
+          <w:szCs w:val="24"/>
+        </w:rPr>
+        <w:t xml:space="preserve">4.4. عند اكتمال اللفة، أزلها باستخدام زر الحركة البطيئة، وألصق بطاقة اللفة (الطلبية، الصنف، الآلة، المشغل، التاريخ، الوزن) وسجّلها في تقرير الوردية.</w:t>
+      </w:r>
+    </w:p>
+    <w:p>
+      <w:pPr>
+        <w:pStyle w:val="ListeParagraf"/>
+        <w:bidi/>
+        <w:spacing w:after="80"/>
+        <w:ind w:left="0" w:right="709"/>
+        <w:jc w:val="both"/>
+      </w:pPr>
+      <w:r>
+        <w:rPr>
+          <w:rFonts w:ascii="Calibri" w:hAnsi="Calibri" w:cs="Arial"/>
+          <w:rtl/>
+          <w:sz w:val="24"/>
+          <w:szCs w:val="24"/>
+        </w:rPr>
+        <w:t xml:space="preserve">4.5. تُفحص اللفات بنظام الأربع نقاط (EMS.QA.TL.02.03) بالتكرار المخطط.</w:t>
+      </w:r>
+    </w:p>
+    <w:p>
+      <w:pPr>
+        <w:pStyle w:val="ListeParagraf"/>
+        <w:bidi/>
+        <w:spacing w:after="80"/>
+        <w:ind w:left="0" w:right="709"/>
+        <w:jc w:val="both"/>
+      </w:pPr>
+    </w:p>
+    <w:p>
+      <w:pPr>
+        <w:pStyle w:val="ListeParagraf"/>
+        <w:bidi/>
+        <w:spacing w:before="120" w:after="60"/>
+        <w:ind w:left="0" w:right="709"/>
+      </w:pPr>
+      <w:r>
+        <w:rPr>
+          <w:rFonts w:ascii="Calibri" w:hAnsi="Calibri" w:cs="Arial"/>
+          <w:b/>
+          <w:bCs/>
+          <w:rtl/>
+          <w:sz w:val="24"/>
+          <w:szCs w:val="24"/>
+        </w:rPr>
+        <w:t xml:space="preserve">5. قواعد السلامة / المحظورات</w:t>
       </w:r>
     </w:p>
     <w:p>
@@ -1676,7 +2346,7 @@
           <w:sz w:val="24"/>
           <w:szCs w:val="24"/>
         </w:rPr>
-        <w:t xml:space="preserve">EMS.QA.TL.02.02. تعليمات استبدال الإبر المكسورة</w:t>
+        <w:t xml:space="preserve">لا تضع يدك داخل الآلة أو منطقة سحب القماش أو حامل الكونات أثناء تشغيل الآلة.</w:t>
       </w:r>
     </w:p>
     <w:p>
@@ -1697,7 +2367,49 @@
           <w:sz w:val="24"/>
           <w:szCs w:val="24"/>
         </w:rPr>
-        <w:t xml:space="preserve">EMS.İS.PRO.18.05. إجراء العزل والإقفال والتوسيم (LOTO)</w:t>
+        <w:t xml:space="preserve">لا تفتح الأبواب أو الأغطية الواقية أو حساسات الإيقاف ولا تتجاوزها ولا تزلها.</w:t>
+      </w:r>
+    </w:p>
+    <w:p>
+      <w:pPr>
+        <w:pStyle w:val="ListeParagraf"/>
+        <w:numPr>
+          <w:ilvl w:val="0"/>
+          <w:numId w:val="1"/>
+        </w:numPr>
+        <w:bidi/>
+        <w:spacing w:after="60"/>
+        <w:jc w:val="both"/>
+      </w:pPr>
+      <w:r>
+        <w:rPr>
+          <w:rFonts w:ascii="Calibri" w:hAnsi="Calibri" w:cs="Arial"/>
+          <w:rtl/>
+          <w:sz w:val="24"/>
+          <w:szCs w:val="24"/>
+        </w:rPr>
+        <w:t xml:space="preserve">لا ترتدِ خواتم أو ساعات أو أكمامًا فضفاضة أو أوشحة قرب الآلة؛ واربط الشعر الطويل وغطِّه.</w:t>
+      </w:r>
+    </w:p>
+    <w:p>
+      <w:pPr>
+        <w:pStyle w:val="ListeParagraf"/>
+        <w:numPr>
+          <w:ilvl w:val="0"/>
+          <w:numId w:val="1"/>
+        </w:numPr>
+        <w:bidi/>
+        <w:spacing w:after="60"/>
+        <w:jc w:val="both"/>
+      </w:pPr>
+      <w:r>
+        <w:rPr>
+          <w:rFonts w:ascii="Calibri" w:hAnsi="Calibri" w:cs="Arial"/>
+          <w:rtl/>
+          <w:sz w:val="24"/>
+          <w:szCs w:val="24"/>
+        </w:rPr>
+        <w:t xml:space="preserve">لا تدع الوبر أو الزيت أو بقايا الغزل تتراكم حول الآلة؛ فالوبر خطر حريق.</w:t>
       </w:r>
     </w:p>
     <w:p>
@@ -1725,7 +2437,7 @@
           <w:sz w:val="24"/>
           <w:szCs w:val="24"/>
         </w:rPr>
-        <w:t xml:space="preserve">6. التغذية الراجعة والمتابعة</w:t>
+        <w:t xml:space="preserve">6. عند حدوث مشكلة / حالة طوارئ</w:t>
       </w:r>
     </w:p>
     <w:p>
@@ -1743,10 +2455,347 @@
           <w:sz w:val="24"/>
           <w:szCs w:val="24"/>
         </w:rPr>
-        <w:t xml:space="preserve">يتابع مدير التريكو شهريًا نسب عيوب القماش وكفاءة الآلات والتوقفات. وتُراجع هذه التعليمات سنويًا، أو قبل ذلك بعد وقوع حادث أو إدخال نوع جديد من الآلات أو بناءً على اقتراح من المشغلين.</w:t>
-      </w:r>
-    </w:p>
-    <w:p/>
+        <w:t xml:space="preserve">6.1. عند أي خطر، اضغط زر الإيقاف الطارئ وأبلغ المشرف.</w:t>
+      </w:r>
+    </w:p>
+    <w:p>
+      <w:pPr>
+        <w:pStyle w:val="ListeParagraf"/>
+        <w:bidi/>
+        <w:spacing w:after="80"/>
+        <w:ind w:left="0" w:right="709"/>
+        <w:jc w:val="both"/>
+      </w:pPr>
+      <w:r>
+        <w:rPr>
+          <w:rFonts w:ascii="Calibri" w:hAnsi="Calibri" w:cs="Arial"/>
+          <w:rtl/>
+          <w:sz w:val="24"/>
+          <w:szCs w:val="24"/>
+        </w:rPr>
+        <w:t xml:space="preserve">6.2. في الأعطال الميكانيكية أو الكهربائية أو أعطال الحياكة المتكررة، علّق بطاقة «لا تشغّل» واستدعِ الفني أو الصيانة؛ ويطبق الفني LOTO قبل أي إصلاح.</w:t>
+      </w:r>
+    </w:p>
+    <w:p>
+      <w:pPr>
+        <w:pStyle w:val="ListeParagraf"/>
+        <w:bidi/>
+        <w:spacing w:after="80"/>
+        <w:ind w:left="0" w:right="709"/>
+        <w:jc w:val="both"/>
+      </w:pPr>
+      <w:r>
+        <w:rPr>
+          <w:rFonts w:ascii="Calibri" w:hAnsi="Calibri" w:cs="Arial"/>
+          <w:rtl/>
+          <w:sz w:val="24"/>
+          <w:szCs w:val="24"/>
+        </w:rPr>
+        <w:t xml:space="preserve">6.3. تُسلَّم الإبر المكسورة إلى المشرف وفق قواعد مراقبة الإبر؛ وفي حالة الحريق اتبع خطة الإخلاء.</w:t>
+      </w:r>
+    </w:p>
+    <w:p>
+      <w:pPr>
+        <w:pStyle w:val="ListeParagraf"/>
+        <w:bidi/>
+        <w:spacing w:after="80"/>
+        <w:ind w:left="0" w:right="709"/>
+        <w:jc w:val="both"/>
+      </w:pPr>
+      <w:r>
+        <w:rPr>
+          <w:rFonts w:ascii="Calibri" w:hAnsi="Calibri" w:cs="Arial"/>
+          <w:rtl/>
+          <w:sz w:val="24"/>
+          <w:szCs w:val="24"/>
+        </w:rPr>
+        <w:t xml:space="preserve">6.4. يُفصل القماش المعيب ويُعامل كمنتج غير مطابق وفق EMS.KS.PRO.22.02؛ ويُسجَّل العيب المتكرر ويُفتح إجراء تصحيحي ووقائي (DOP/CAPA) وفق EMS.KS.PRO.22.03.</w:t>
+      </w:r>
+    </w:p>
+    <w:p>
+      <w:pPr>
+        <w:pStyle w:val="ListeParagraf"/>
+        <w:bidi/>
+        <w:spacing w:after="80"/>
+        <w:ind w:left="0" w:right="709"/>
+        <w:jc w:val="both"/>
+      </w:pPr>
+    </w:p>
+    <w:p>
+      <w:pPr>
+        <w:pStyle w:val="ListeParagraf"/>
+        <w:bidi/>
+        <w:spacing w:before="120" w:after="60"/>
+        <w:ind w:left="0" w:right="709"/>
+      </w:pPr>
+      <w:r>
+        <w:rPr>
+          <w:rFonts w:ascii="Calibri" w:hAnsi="Calibri" w:cs="Arial"/>
+          <w:b/>
+          <w:bCs/>
+          <w:rtl/>
+          <w:sz w:val="24"/>
+          <w:szCs w:val="24"/>
+        </w:rPr>
+        <w:t xml:space="preserve">7. الوثائق والسجلات ذات الصلة</w:t>
+      </w:r>
+    </w:p>
+    <w:p>
+      <w:pPr>
+        <w:pStyle w:val="ListeParagraf"/>
+        <w:numPr>
+          <w:ilvl w:val="0"/>
+          <w:numId w:val="1"/>
+        </w:numPr>
+        <w:bidi/>
+        <w:spacing w:after="60"/>
+        <w:jc w:val="both"/>
+      </w:pPr>
+      <w:r>
+        <w:rPr>
+          <w:rFonts w:ascii="Calibri" w:hAnsi="Calibri" w:cs="Arial"/>
+          <w:rtl/>
+          <w:sz w:val="24"/>
+          <w:szCs w:val="24"/>
+        </w:rPr>
+        <w:t xml:space="preserve">تعليمات TLM-ORM-02 ضبط الآلة واعتماد العينة الأولى والإجراء PRS-ORM-01 إجراء إنتاج التريكو والنسيج (نظام الجودة)</w:t>
+      </w:r>
+    </w:p>
+    <w:p>
+      <w:pPr>
+        <w:pStyle w:val="ListeParagraf"/>
+        <w:numPr>
+          <w:ilvl w:val="0"/>
+          <w:numId w:val="1"/>
+        </w:numPr>
+        <w:bidi/>
+        <w:spacing w:after="60"/>
+        <w:jc w:val="both"/>
+      </w:pPr>
+      <w:r>
+        <w:rPr>
+          <w:rFonts w:ascii="Calibri" w:hAnsi="Calibri" w:cs="Arial"/>
+          <w:rtl/>
+          <w:sz w:val="24"/>
+          <w:szCs w:val="24"/>
+        </w:rPr>
+        <w:t xml:space="preserve">EMS.ÜR.PRO.05.02. إجراء مراقبة عملية الإنتاج</w:t>
+      </w:r>
+    </w:p>
+    <w:p>
+      <w:pPr>
+        <w:pStyle w:val="ListeParagraf"/>
+        <w:numPr>
+          <w:ilvl w:val="0"/>
+          <w:numId w:val="1"/>
+        </w:numPr>
+        <w:bidi/>
+        <w:spacing w:after="60"/>
+        <w:jc w:val="both"/>
+      </w:pPr>
+      <w:r>
+        <w:rPr>
+          <w:rFonts w:ascii="Calibri" w:hAnsi="Calibri" w:cs="Arial"/>
+          <w:rtl/>
+          <w:sz w:val="24"/>
+          <w:szCs w:val="24"/>
+        </w:rPr>
+        <w:t xml:space="preserve">EMS.ÜR.TL.05.07. تعليمات استلام الغزل ومراقبة لوطات الغزل</w:t>
+      </w:r>
+    </w:p>
+    <w:p>
+      <w:pPr>
+        <w:pStyle w:val="ListeParagraf"/>
+        <w:numPr>
+          <w:ilvl w:val="0"/>
+          <w:numId w:val="1"/>
+        </w:numPr>
+        <w:bidi/>
+        <w:spacing w:after="60"/>
+        <w:jc w:val="both"/>
+      </w:pPr>
+      <w:r>
+        <w:rPr>
+          <w:rFonts w:ascii="Calibri" w:hAnsi="Calibri" w:cs="Arial"/>
+          <w:rtl/>
+          <w:sz w:val="24"/>
+          <w:szCs w:val="24"/>
+        </w:rPr>
+        <w:t xml:space="preserve">EMS.QA.TL.02.02. تعليمات استبدال الإبر المكسورة</w:t>
+      </w:r>
+    </w:p>
+    <w:p>
+      <w:pPr>
+        <w:pStyle w:val="ListeParagraf"/>
+        <w:numPr>
+          <w:ilvl w:val="0"/>
+          <w:numId w:val="1"/>
+        </w:numPr>
+        <w:bidi/>
+        <w:spacing w:after="60"/>
+        <w:jc w:val="both"/>
+      </w:pPr>
+      <w:r>
+        <w:rPr>
+          <w:rFonts w:ascii="Calibri" w:hAnsi="Calibri" w:cs="Arial"/>
+          <w:rtl/>
+          <w:sz w:val="24"/>
+          <w:szCs w:val="24"/>
+        </w:rPr>
+        <w:t xml:space="preserve">EMS.QA.TL.02.03. تعليمات فحص القماش بنظام الأربع نقاط</w:t>
+      </w:r>
+    </w:p>
+    <w:p>
+      <w:pPr>
+        <w:pStyle w:val="ListeParagraf"/>
+        <w:numPr>
+          <w:ilvl w:val="0"/>
+          <w:numId w:val="1"/>
+        </w:numPr>
+        <w:bidi/>
+        <w:spacing w:after="60"/>
+        <w:jc w:val="both"/>
+      </w:pPr>
+      <w:r>
+        <w:rPr>
+          <w:rFonts w:ascii="Calibri" w:hAnsi="Calibri" w:cs="Arial"/>
+          <w:rtl/>
+          <w:sz w:val="24"/>
+          <w:szCs w:val="24"/>
+        </w:rPr>
+        <w:t xml:space="preserve">EMS.QA.PRO.02.07. إجراء مراقبة الإبر والأدوات الحادة</w:t>
+      </w:r>
+    </w:p>
+    <w:p>
+      <w:pPr>
+        <w:pStyle w:val="ListeParagraf"/>
+        <w:numPr>
+          <w:ilvl w:val="0"/>
+          <w:numId w:val="1"/>
+        </w:numPr>
+        <w:bidi/>
+        <w:spacing w:after="60"/>
+        <w:jc w:val="both"/>
+      </w:pPr>
+      <w:r>
+        <w:rPr>
+          <w:rFonts w:ascii="Calibri" w:hAnsi="Calibri" w:cs="Arial"/>
+          <w:rtl/>
+          <w:sz w:val="24"/>
+          <w:szCs w:val="24"/>
+        </w:rPr>
+        <w:t xml:space="preserve">EMS.İS.PRO.18.05. إجراء القفل والوسم (LOTO)</w:t>
+      </w:r>
+    </w:p>
+    <w:p>
+      <w:pPr>
+        <w:pStyle w:val="ListeParagraf"/>
+        <w:numPr>
+          <w:ilvl w:val="0"/>
+          <w:numId w:val="1"/>
+        </w:numPr>
+        <w:bidi/>
+        <w:spacing w:after="60"/>
+        <w:jc w:val="both"/>
+      </w:pPr>
+      <w:r>
+        <w:rPr>
+          <w:rFonts w:ascii="Calibri" w:hAnsi="Calibri" w:cs="Arial"/>
+          <w:rtl/>
+          <w:sz w:val="24"/>
+          <w:szCs w:val="24"/>
+        </w:rPr>
+        <w:t xml:space="preserve">EMS.KS.PRO.22.02. إجراء مراقبة المنتج غير المطابق</w:t>
+      </w:r>
+    </w:p>
+    <w:p>
+      <w:pPr>
+        <w:pStyle w:val="ListeParagraf"/>
+        <w:numPr>
+          <w:ilvl w:val="0"/>
+          <w:numId w:val="1"/>
+        </w:numPr>
+        <w:bidi/>
+        <w:spacing w:after="60"/>
+        <w:jc w:val="both"/>
+      </w:pPr>
+      <w:r>
+        <w:rPr>
+          <w:rFonts w:ascii="Calibri" w:hAnsi="Calibri" w:cs="Arial"/>
+          <w:rtl/>
+          <w:sz w:val="24"/>
+          <w:szCs w:val="24"/>
+        </w:rPr>
+        <w:t xml:space="preserve">أمر التريكو والبطاقة الفنية وبطاقة اللفة وتقرير إنتاج الوردية</w:t>
+      </w:r>
+    </w:p>
+    <w:p>
+      <w:pPr>
+        <w:pStyle w:val="ListeParagraf"/>
+        <w:numPr>
+          <w:ilvl w:val="0"/>
+          <w:numId w:val="1"/>
+        </w:numPr>
+        <w:bidi/>
+        <w:spacing w:after="60"/>
+        <w:jc w:val="both"/>
+      </w:pPr>
+      <w:r>
+        <w:rPr>
+          <w:rFonts w:ascii="Calibri" w:hAnsi="Calibri" w:cs="Arial"/>
+          <w:rtl/>
+          <w:sz w:val="24"/>
+          <w:szCs w:val="24"/>
+        </w:rPr>
+        <w:t xml:space="preserve">FRM-ORM-02 نموذج اعتماد العينة الأولى</w:t>
+      </w:r>
+    </w:p>
+    <w:p>
+      <w:pPr>
+        <w:pStyle w:val="ListeParagraf"/>
+        <w:bidi/>
+        <w:spacing w:after="80"/>
+        <w:ind w:left="0" w:right="709"/>
+        <w:jc w:val="both"/>
+      </w:pPr>
+    </w:p>
+    <w:p>
+      <w:pPr>
+        <w:pStyle w:val="ListeParagraf"/>
+        <w:bidi/>
+        <w:spacing w:before="120" w:after="60"/>
+        <w:ind w:left="0" w:right="709"/>
+      </w:pPr>
+      <w:r>
+        <w:rPr>
+          <w:rFonts w:ascii="Calibri" w:hAnsi="Calibri" w:cs="Arial"/>
+          <w:b/>
+          <w:bCs/>
+          <w:rtl/>
+          <w:sz w:val="24"/>
+          <w:szCs w:val="24"/>
+        </w:rPr>
+        <w:t xml:space="preserve">8. التغذية الراجعة والمتابعة</w:t>
+      </w:r>
+    </w:p>
+    <w:p>
+      <w:pPr>
+        <w:pStyle w:val="ListeParagraf"/>
+        <w:bidi/>
+        <w:spacing w:after="80"/>
+        <w:ind w:left="0" w:right="709"/>
+        <w:jc w:val="both"/>
+      </w:pPr>
+      <w:r>
+        <w:rPr>
+          <w:rFonts w:ascii="Calibri" w:hAnsi="Calibri" w:cs="Arial"/>
+          <w:rtl/>
+          <w:sz w:val="24"/>
+          <w:szCs w:val="24"/>
+        </w:rPr>
+        <w:t xml:space="preserve">يتابع مدير التريكو شهريًا معدلات عيوب القماش ومعدل رفض العينة الأولى وكفاءة الآلات وحالات التوقف؛ وتُحدَّد الأهداف في الأهداف السنوية وتُرفع إلى مراجعة الإدارة. تُراجع هذه التعليمات سنويًا، أو في وقت أبكر بعد حادث أو عند إدخال نوع آلة جديد أو اقتراح من مشغل.</w:t>
+      </w:r>
+    </w:p>
     <w:p>
       <w:pPr>
         <w:pStyle w:val="ListeParagraf"/>
@@ -2988,6 +4037,57 @@
     </w:tbl>
     <w:p>
       <w:pPr>
+        <w:pStyle w:val="ListeParagraf"/>
+        <w:spacing w:before="160" w:after="0"/>
+        <w:ind w:left="709"/>
+      </w:pPr>
+      <w:r>
+        <w:rPr>
+          <w:rFonts w:ascii="Calibri" w:hAnsi="Calibri" w:cs="Calibri"/>
+          <w:b/>
+          <w:bCs/>
+          <w:sz w:val="20"/>
+          <w:szCs w:val="20"/>
+        </w:rPr>
+        <w:t xml:space="preserve">Hazırlayan: Örme Müdürü  ..........................</w:t>
+      </w:r>
+    </w:p>
+    <w:p>
+      <w:pPr>
+        <w:pStyle w:val="ListeParagraf"/>
+        <w:spacing w:before="40" w:after="0"/>
+        <w:ind w:left="709"/>
+      </w:pPr>
+      <w:r>
+        <w:rPr>
+          <w:rFonts w:ascii="Calibri" w:hAnsi="Calibri" w:cs="Calibri"/>
+          <w:b/>
+          <w:bCs/>
+          <w:sz w:val="20"/>
+          <w:szCs w:val="20"/>
+        </w:rPr>
+        <w:t xml:space="preserve">Kontrol: Örme Fabrika Müdürü  ..........................</w:t>
+      </w:r>
+    </w:p>
+    <w:p>
+      <w:pPr>
+        <w:pStyle w:val="ListeParagraf"/>
+        <w:spacing w:before="40" w:after="0"/>
+        <w:ind w:left="709"/>
+      </w:pPr>
+      <w:r>
+        <w:rPr>
+          <w:rFonts w:ascii="Calibri" w:hAnsi="Calibri" w:cs="Calibri"/>
+          <w:b/>
+          <w:bCs/>
+          <w:sz w:val="20"/>
+          <w:szCs w:val="20"/>
+        </w:rPr>
+        <w:t xml:space="preserve">Kalite Müdürü: ..........................    Fabrika Müdürü: ..........................</w:t>
+      </w:r>
+    </w:p>
+    <w:p>
+      <w:pPr>
         <w:spacing w:before="0" w:after="0" w:line="20" w:lineRule="exact"/>
         <w:rPr>
           <w:vanish/>
@@ -3528,7 +4628,7 @@
               <w:sz w:val="16"/>
               <w:szCs w:val="16"/>
             </w:rPr>
-            <w:t>0</w:t>
+            <w:t>1</w:t>
           </w:r>
         </w:p>
         <w:p>
@@ -3547,7 +4647,7 @@
               <w:sz w:val="16"/>
               <w:szCs w:val="16"/>
             </w:rPr>
-            <w:t>… / … / …</w:t>
+            <w:t>14.10.2026</w:t>
           </w:r>
         </w:p>
       </w:tc>

--- a/prosedurler/EMS.ÜR.TL.05.01. Circular Knitting Machine Operation Instruction.docx
+++ b/prosedurler/EMS.ÜR.TL.05.01. Circular Knitting Machine Operation Instruction.docx
@@ -32,7 +32,7 @@
           <w:sz w:val="24"/>
           <w:szCs w:val="24"/>
         </w:rPr>
-        <w:t xml:space="preserve">This instruction describes how circular knitting machines are set up, operated safely and correctly, and how the first sample is approved at Eroglu Knitting (EMS) (QMS instruction TLM-ORM-02), so that fabric is knitted to the approved technical card and production order without injury to the operator or damage to the machine.</w:t>
+        <w:t xml:space="preserve">This instruction describes how circular knitting machines are set up, operated safely and correctly, and how the first sample is approved at Eroglu Knitting (EMS) (QMS instruction EMS.ÜR.TL.05.01), so that fabric is knitted to the approved technical card and production order without injury to the operator or damage to the machine.</w:t>
       </w:r>
     </w:p>
     <w:p>
@@ -628,7 +628,7 @@
           <w:sz w:val="24"/>
           <w:szCs w:val="24"/>
         </w:rPr>
-        <w:t xml:space="preserve">2. MACHINE SETTING (TLM-ORM-02)</w:t>
+        <w:t xml:space="preserve">2. MACHINE SETTING (EMS.ÜR.TL.05.01)</w:t>
       </w:r>
     </w:p>
     <w:p>
@@ -644,7 +644,7 @@
           <w:sz w:val="24"/>
           <w:szCs w:val="24"/>
         </w:rPr>
-        <w:t xml:space="preserve">2.1. The fitter sets gauge, needle arrangement, yarn tension, fabric take-down and stitch length according to the values in the production order and technical card; setting values and the name of the fitter are written on the First Sample Approval Form (FRM-ORM-02).</w:t>
+        <w:t xml:space="preserve">2.1. The fitter sets gauge, needle arrangement, yarn tension, fabric take-down and stitch length according to the values in the production order and technical card; setting values and the name of the fitter are written on the First Sample Approval Form (EMS.ÜR.FRM.05.04).</w:t>
       </w:r>
     </w:p>
     <w:p>
@@ -749,7 +749,7 @@
           <w:sz w:val="24"/>
           <w:szCs w:val="24"/>
         </w:rPr>
-        <w:t xml:space="preserve">3.3. Record the results on the First Sample Approval Form (FRM-ORM-02); series production does not start until Quality Assurance gives approval.</w:t>
+        <w:t xml:space="preserve">3.3. Record the results on the First Sample Approval Form (EMS.ÜR.FRM.05.04); series production does not start until Quality Assurance gives approval.</w:t>
       </w:r>
     </w:p>
     <w:p>
@@ -1104,7 +1104,7 @@
           <w:sz w:val="24"/>
           <w:szCs w:val="24"/>
         </w:rPr>
-        <w:t xml:space="preserve">TLM-ORM-02 Machine Setting and First Sample Approval Instruction and PRS-ORM-01 Knitting · Weaving Production Procedure (QMS)</w:t>
+        <w:t xml:space="preserve">EMS.ÜR.TL.05.01 Machine Setting and First Sample Approval Instruction and EMS.ÜR.PRO.05.06 Knitting · Weaving Production Procedure (QMS)</w:t>
       </w:r>
     </w:p>
     <w:p>
@@ -1275,7 +1275,7 @@
           <w:sz w:val="24"/>
           <w:szCs w:val="24"/>
         </w:rPr>
-        <w:t xml:space="preserve">FRM-ORM-02 First Sample Approval Form</w:t>
+        <w:t xml:space="preserve">EMS.ÜR.FRM.05.04 First Sample Approval Form</w:t>
       </w:r>
     </w:p>
     <w:p>
@@ -1358,7 +1358,7 @@
           <w:sz w:val="24"/>
           <w:szCs w:val="24"/>
         </w:rPr>
-        <w:t xml:space="preserve">تصف هذه التعليمات كيفية ضبط آلات التريكو الدائرية وتشغيلها بأمان وبشكل صحيح، وكيفية اعتماد العينة الأولى في شركة إيروغلو للتريكو (EMS) (تعليمات نظام الجودة TLM-ORM-02)، بحيث يُحاك القماش وفق البطاقة الفنية المعتمدة وأمر الإنتاج دون إصابة المشغل أو تلف الآلة.</w:t>
+        <w:t xml:space="preserve">تصف هذه التعليمات كيفية ضبط آلات التريكو الدائرية وتشغيلها بأمان وبشكل صحيح، وكيفية اعتماد العينة الأولى في شركة إيروغلو للتريكو (EMS) (تعليمات نظام الجودة EMS.ÜR.TL.05.01)، بحيث يُحاك القماش وفق البطاقة الفنية المعتمدة وأمر الإنتاج دون إصابة المشغل أو تلف الآلة.</w:t>
       </w:r>
     </w:p>
     <w:p>
@@ -2025,7 +2025,7 @@
           <w:sz w:val="24"/>
           <w:szCs w:val="24"/>
         </w:rPr>
-        <w:t xml:space="preserve">2. ضبط الآلة (TLM-ORM-02)</w:t>
+        <w:t xml:space="preserve">2. ضبط الآلة (EMS.ÜR.TL.05.01)</w:t>
       </w:r>
     </w:p>
     <w:p>
@@ -2043,7 +2043,7 @@
           <w:sz w:val="24"/>
           <w:szCs w:val="24"/>
         </w:rPr>
-        <w:t xml:space="preserve">2.1. يضبط الفني القياس وترتيب الإبر وشد الخيط وسحب القماش وطول الغرزة وفق القيم الواردة في أمر الإنتاج والبطاقة الفنية؛ وتُكتب قيم الإعدادات واسم الفني في نموذج اعتماد العينة الأولى (FRM-ORM-02).</w:t>
+        <w:t xml:space="preserve">2.1. يضبط الفني القياس وترتيب الإبر وشد الخيط وسحب القماش وطول الغرزة وفق القيم الواردة في أمر الإنتاج والبطاقة الفنية؛ وتُكتب قيم الإعدادات واسم الفني في نموذج اعتماد العينة الأولى (EMS.ÜR.FRM.05.04).</w:t>
       </w:r>
     </w:p>
     <w:p>
@@ -2161,7 +2161,7 @@
           <w:sz w:val="24"/>
           <w:szCs w:val="24"/>
         </w:rPr>
-        <w:t xml:space="preserve">3.3. سجّل النتائج في نموذج اعتماد العينة الأولى (FRM-ORM-02)؛ ولا يبدأ الإنتاج المتسلسل قبل موافقة ضمان الجودة.</w:t>
+        <w:t xml:space="preserve">3.3. سجّل النتائج في نموذج اعتماد العينة الأولى (EMS.ÜR.FRM.05.04)؛ ولا يبدأ الإنتاج المتسلسل قبل موافقة ضمان الجودة.</w:t>
       </w:r>
     </w:p>
     <w:p>
@@ -2558,7 +2558,7 @@
           <w:sz w:val="24"/>
           <w:szCs w:val="24"/>
         </w:rPr>
-        <w:t xml:space="preserve">تعليمات TLM-ORM-02 ضبط الآلة واعتماد العينة الأولى والإجراء PRS-ORM-01 إجراء إنتاج التريكو والنسيج (نظام الجودة)</w:t>
+        <w:t xml:space="preserve">تعليمات EMS.ÜR.TL.05.01 ضبط الآلة واعتماد العينة الأولى والإجراء EMS.ÜR.PRO.05.06 إجراء إنتاج التريكو والنسيج (نظام الجودة)</w:t>
       </w:r>
     </w:p>
     <w:p>
@@ -2747,7 +2747,7 @@
           <w:sz w:val="24"/>
           <w:szCs w:val="24"/>
         </w:rPr>
-        <w:t xml:space="preserve">FRM-ORM-02 نموذج اعتماد العينة الأولى</w:t>
+        <w:t xml:space="preserve">EMS.ÜR.FRM.05.04 نموذج اعتماد العينة الأولى</w:t>
       </w:r>
     </w:p>
     <w:p>
